--- a/Hiking_Trip/3. ISS Formula.docx
+++ b/Hiking_Trip/3. ISS Formula.docx
@@ -365,42 +365,16 @@
           <w:p>
             <w:pPr>
               <w:ind w:firstLine="318"/>
+              <w:jc w:val="center"/>
               <w:rPr>
                 <w:rFonts w:ascii="Architects Daughter" w:hAnsi="Architects Daughter"/>
                 <w:sz w:val="32"/>
                 <w:szCs w:val="32"/>
               </w:rPr>
             </w:pPr>
-          </w:p>
-        </w:tc>
-      </w:tr>
-      <w:tr>
-        <w:trPr>
-          <w:trHeight w:val="397"/>
-        </w:trPr>
-        <w:tc>
-          <w:tcPr>
-            <w:tcW w:w="7797" w:type="dxa"/>
-            <w:tcBorders>
-              <w:top w:val="single" w:sz="12" w:space="0" w:color="156082"/>
-              <w:left w:val="single" w:sz="12" w:space="0" w:color="FFFFFF" w:themeColor="background1"/>
-              <w:bottom w:val="single" w:sz="12" w:space="0" w:color="156082"/>
-              <w:right w:val="single" w:sz="12" w:space="0" w:color="FFFFFF" w:themeColor="background1"/>
-            </w:tcBorders>
-          </w:tcPr>
-          <w:p>
-            <w:pPr>
-              <w:pStyle w:val="NoSpacing"/>
-              <w:jc w:val="center"/>
-              <w:rPr>
-                <w:rFonts w:ascii="Architects Daughter" w:hAnsi="Architects Daughter"/>
-              </w:rPr>
-            </w:pPr>
             <w:r>
               <w:rPr>
                 <w:rFonts w:ascii="Architects Daughter" w:hAnsi="Architects Daughter"/>
-                <w:i/>
-                <w:iCs/>
                 <w:color w:val="FFFFFF" w:themeColor="background1"/>
                 <w:sz w:val="32"/>
                 <w:szCs w:val="32"/>
@@ -410,16 +384,8 @@
             <w:r>
               <w:rPr>
                 <w:rFonts w:ascii="Architects Daughter" w:hAnsi="Architects Daughter"/>
-                <w:i/>
-                <w:iCs/>
-              </w:rPr>
-              <w:t>GM =</w:t>
-            </w:r>
-            <w:r>
-              <w:rPr>
-                <w:rFonts w:ascii="Architects Daughter" w:hAnsi="Architects Daughter"/>
-              </w:rPr>
-              <w:t xml:space="preserve"> standard gravitational parameter [km</w:t>
+              </w:rPr>
+              <w:t>GM = standard gravitational parameter [km</w:t>
             </w:r>
             <w:r>
               <w:rPr>
@@ -600,13 +566,66 @@
           </w:tcPr>
           <w:p>
             <w:pPr>
-              <w:ind w:firstLine="318"/>
-              <w:rPr>
-                <w:rFonts w:ascii="Architects Daughter" w:hAnsi="Architects Daughter"/>
+              <w:pStyle w:val="NoSpacing"/>
+              <w:jc w:val="center"/>
+              <w:rPr>
+                <w:rFonts w:ascii="Architects Daughter" w:hAnsi="Architects Daughter"/>
+              </w:rPr>
+            </w:pPr>
+            <w:r>
+              <w:rPr>
+                <w:rFonts w:ascii="Architects Daughter" w:hAnsi="Architects Daughter"/>
+                <w:i/>
+                <w:iCs/>
+                <w:color w:val="FFFFFF" w:themeColor="background1"/>
                 <w:sz w:val="32"/>
                 <w:szCs w:val="32"/>
               </w:rPr>
+              <w:t>1</w:t>
+            </w:r>
+            <w:r>
+              <w:rPr>
+                <w:rFonts w:ascii="Architects Daughter" w:hAnsi="Architects Daughter"/>
+                <w:i/>
+                <w:iCs/>
+              </w:rPr>
+              <w:t xml:space="preserve"> </w:t>
+            </w:r>
+          </w:p>
+        </w:tc>
+      </w:tr>
+      <w:tr>
+        <w:trPr>
+          <w:trHeight w:val="397"/>
+        </w:trPr>
+        <w:tc>
+          <w:tcPr>
+            <w:tcW w:w="7797" w:type="dxa"/>
+            <w:tcBorders>
+              <w:top w:val="single" w:sz="12" w:space="0" w:color="156082"/>
+              <w:left w:val="single" w:sz="12" w:space="0" w:color="FFFFFF" w:themeColor="background1"/>
+              <w:bottom w:val="single" w:sz="12" w:space="0" w:color="156082"/>
+              <w:right w:val="single" w:sz="12" w:space="0" w:color="FFFFFF" w:themeColor="background1"/>
+            </w:tcBorders>
+          </w:tcPr>
+          <w:p>
+            <w:pPr>
+              <w:ind w:firstLine="318"/>
+              <w:jc w:val="right"/>
+              <w:rPr>
+                <w:rFonts w:ascii="Architects Daughter" w:hAnsi="Architects Daughter"/>
+                <w:i/>
+                <w:iCs/>
+              </w:rPr>
             </w:pPr>
+            <w:r>
+              <w:rPr>
+                <w:rFonts w:ascii="Architects Daughter" w:hAnsi="Architects Daughter"/>
+                <w:i/>
+                <w:iCs/>
+              </w:rPr>
+              <w:t>The equation is slightly wrong and needs a small correction,</w:t>
+            </w:r>
           </w:p>
         </w:tc>
       </w:tr>
@@ -637,37 +656,18 @@
             <w:r>
               <w:rPr>
                 <w:rFonts w:ascii="Architects Daughter" w:hAnsi="Architects Daughter"/>
-                <w:color w:val="FFFFFF" w:themeColor="background1"/>
-                <w:sz w:val="32"/>
-                <w:szCs w:val="32"/>
-              </w:rPr>
-              <w:t>I</w:t>
+                <w:i/>
+                <w:iCs/>
+              </w:rPr>
+              <w:t xml:space="preserve">I just need to build the satellite </w:t>
             </w:r>
             <w:r>
               <w:rPr>
                 <w:rFonts w:ascii="Architects Daughter" w:hAnsi="Architects Daughter"/>
-                <w:sz w:val="32"/>
-                <w:szCs w:val="32"/>
-              </w:rPr>
-              <w:t xml:space="preserve"> </w:t>
-            </w:r>
-            <w:proofErr w:type="spellStart"/>
-            <w:r>
-              <w:rPr>
-                <w:rFonts w:ascii="Architects Daughter" w:hAnsi="Architects Daughter"/>
                 <w:i/>
                 <w:iCs/>
               </w:rPr>
-              <w:t>I</w:t>
-            </w:r>
-            <w:proofErr w:type="spellEnd"/>
-            <w:r>
-              <w:rPr>
-                <w:rFonts w:ascii="Architects Daughter" w:hAnsi="Architects Daughter"/>
-                <w:i/>
-                <w:iCs/>
-              </w:rPr>
-              <w:t xml:space="preserve"> think the altitude needs a slight correction to be right.</w:t>
+              <w:t>to get the right answer</w:t>
             </w:r>
           </w:p>
         </w:tc>
@@ -1698,7 +1698,7 @@
         <mc:AlternateContent>
           <mc:Choice Requires="wpg">
             <w:drawing>
-              <wp:anchor distT="0" distB="0" distL="114300" distR="114300" simplePos="0" relativeHeight="251663360" behindDoc="0" locked="0" layoutInCell="1" allowOverlap="1" wp14:anchorId="46260901" wp14:editId="645D5B15">
+              <wp:anchor distT="0" distB="0" distL="114300" distR="114300" simplePos="0" relativeHeight="251663360" behindDoc="0" locked="0" layoutInCell="1" allowOverlap="1" wp14:anchorId="46260901" wp14:editId="6962C9F0">
                 <wp:simplePos x="0" y="0"/>
                 <wp:positionH relativeFrom="margin">
                   <wp:posOffset>839795</wp:posOffset>
@@ -2083,7 +2083,7 @@
           </mc:Choice>
           <mc:Fallback>
             <w:pict>
-              <v:group w14:anchorId="44BF4EAE" id="Group 7" o:spid="_x0000_s1026" style="position:absolute;margin-left:66.15pt;margin-top:7.05pt;width:240.8pt;height:284.9pt;rotation:-1503438fd;z-index:251663360;mso-position-horizontal-relative:margin" coordsize="30584,36180" o:gfxdata="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">
+              <v:group w14:anchorId="062ECA86" id="Group 7" o:spid="_x0000_s1026" style="position:absolute;margin-left:66.15pt;margin-top:7.05pt;width:240.8pt;height:284.9pt;rotation:-1503438fd;z-index:251663360;mso-position-horizontal-relative:margin" coordsize="30584,36180" o:gfxdata="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">
                 <v:line id="Straight Connector 84964200" o:spid="_x0000_s1027" style="position:absolute;rotation:90;visibility:visible;mso-wrap-style:square" from="9524,30420" to="21044,30420" o:connectortype="straight" o:gfxdata="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" strokecolor="#156082 [3204]" strokeweight="1.5pt">
                   <v:stroke joinstyle="miter"/>
                   <o:lock v:ext="edit" shapetype="f"/>

--- a/Hiking_Trip/3. ISS Formula.docx
+++ b/Hiking_Trip/3. ISS Formula.docx
@@ -673,7 +673,16 @@
         </w:tc>
       </w:tr>
     </w:tbl>
+    <w:p/>
     <w:p>
+      <w:pPr>
+        <w:rPr>
+          <w:rFonts w:ascii="Architects Daughter" w:hAnsi="Architects Daughter"/>
+          <w:sz w:val="44"/>
+          <w:szCs w:val="44"/>
+          <w:lang w:val="fr-FR"/>
+        </w:rPr>
+      </w:pPr>
       <w:r>
         <w:rPr>
           <w:rFonts w:ascii="Architects Daughter" w:hAnsi="Architects Daughter"/>
@@ -681,35 +690,28 @@
           <w:sz w:val="44"/>
           <w:szCs w:val="44"/>
         </w:rPr>
-        <w:lastRenderedPageBreak/>
         <mc:AlternateContent>
           <mc:Choice Requires="wpg">
             <w:drawing>
-              <wp:anchor distT="0" distB="0" distL="114300" distR="114300" simplePos="0" relativeHeight="251665408" behindDoc="0" locked="0" layoutInCell="1" allowOverlap="1" wp14:anchorId="79093582" wp14:editId="59286654">
+              <wp:anchor distT="0" distB="0" distL="114300" distR="114300" simplePos="0" relativeHeight="251670528" behindDoc="0" locked="0" layoutInCell="1" allowOverlap="1" wp14:anchorId="1A7D19C5" wp14:editId="0A25E18D">
                 <wp:simplePos x="0" y="0"/>
                 <wp:positionH relativeFrom="column">
-                  <wp:posOffset>2066621</wp:posOffset>
+                  <wp:posOffset>1779726</wp:posOffset>
                 </wp:positionH>
                 <wp:positionV relativeFrom="paragraph">
-                  <wp:posOffset>291882</wp:posOffset>
+                  <wp:posOffset>35325</wp:posOffset>
                 </wp:positionV>
                 <wp:extent cx="1170000" cy="3618000"/>
-                <wp:effectExtent l="0" t="57150" r="144780" b="116205"/>
+                <wp:effectExtent l="0" t="766763" r="0" b="863917"/>
                 <wp:wrapNone/>
-                <wp:docPr id="6" name="Group 5">
-                  <a:extLst xmlns:a="http://schemas.openxmlformats.org/drawingml/2006/main">
-                    <a:ext uri="{FF2B5EF4-FFF2-40B4-BE49-F238E27FC236}">
-                      <a16:creationId xmlns:a16="http://schemas.microsoft.com/office/drawing/2014/main" id="{F2296634-BD09-49CF-0C23-C05676BBBFCE}"/>
-                    </a:ext>
-                  </a:extLst>
-                </wp:docPr>
+                <wp:docPr id="1486125098" name="Group 5"/>
                 <wp:cNvGraphicFramePr/>
                 <a:graphic xmlns:a="http://schemas.openxmlformats.org/drawingml/2006/main">
                   <a:graphicData uri="http://schemas.microsoft.com/office/word/2010/wordprocessingGroup">
                     <wpg:wgp>
                       <wpg:cNvGrpSpPr/>
                       <wpg:grpSpPr>
-                        <a:xfrm rot="20220000">
+                        <a:xfrm rot="18039502">
                           <a:off x="0" y="0"/>
                           <a:ext cx="1170000" cy="3618000"/>
                           <a:chOff x="0" y="0"/>
@@ -717,13 +719,7 @@
                         </a:xfrm>
                       </wpg:grpSpPr>
                       <wps:wsp>
-                        <wps:cNvPr id="2126975724" name="Arc 2126975724">
-                          <a:extLst>
-                            <a:ext uri="{FF2B5EF4-FFF2-40B4-BE49-F238E27FC236}">
-                              <a16:creationId xmlns:a16="http://schemas.microsoft.com/office/drawing/2014/main" id="{659D3EA0-9CA7-E095-C679-3D02A6CA868A}"/>
-                            </a:ext>
-                          </a:extLst>
-                        </wps:cNvPr>
+                        <wps:cNvPr id="21243070" name="Arc 21243070"/>
                         <wps:cNvSpPr/>
                         <wps:spPr>
                           <a:xfrm>
@@ -756,13 +752,7 @@
                         <wps:bodyPr rtlCol="0" anchor="ctr"/>
                       </wps:wsp>
                       <wps:wsp>
-                        <wps:cNvPr id="1808571906" name="Straight Connector 1808571906">
-                          <a:extLst>
-                            <a:ext uri="{FF2B5EF4-FFF2-40B4-BE49-F238E27FC236}">
-                              <a16:creationId xmlns:a16="http://schemas.microsoft.com/office/drawing/2014/main" id="{C7BDEB93-9F4F-AD29-7742-6911B83F2E20}"/>
-                            </a:ext>
-                          </a:extLst>
-                        </wps:cNvPr>
+                        <wps:cNvPr id="206209213" name="Straight Connector 206209213"/>
                         <wps:cNvCnPr/>
                         <wps:spPr>
                           <a:xfrm>
@@ -808,12 +798,12 @@
           </mc:Choice>
           <mc:Fallback>
             <w:pict>
-              <v:group w14:anchorId="27A821E6" id="Group 5" o:spid="_x0000_s1026" style="position:absolute;margin-left:162.75pt;margin-top:23pt;width:92.15pt;height:284.9pt;rotation:-23;z-index:251665408;mso-width-relative:margin;mso-height-relative:margin" coordsize="11701,36180" o:gfxdata="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">
-                <v:shape id="Arc 2126975724" o:spid="_x0000_s1027" style="position:absolute;left:6301;width:5400;height:5400;visibility:visible;mso-wrap-style:square;v-text-anchor:middle" coordsize="540000,540000" o:gfxdata="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" path="m270000,nsc419117,,540000,120883,540000,270000r-270000,l270000,xem270000,nfc419117,,540000,120883,540000,270000e" filled="f" strokecolor="#c00000" strokeweight="3pt">
+              <v:group w14:anchorId="2E34EB8C" id="Group 5" o:spid="_x0000_s1026" style="position:absolute;margin-left:140.15pt;margin-top:2.8pt;width:92.15pt;height:284.9pt;rotation:-3889013fd;z-index:251670528;mso-width-relative:margin;mso-height-relative:margin" coordsize="11701,36180" o:gfxdata="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">
+                <v:shape id="Arc 21243070" o:spid="_x0000_s1027" style="position:absolute;left:6301;width:5400;height:5400;visibility:visible;mso-wrap-style:square;v-text-anchor:middle" coordsize="540000,540000" o:gfxdata="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" path="m270000,nsc419117,,540000,120883,540000,270000r-270000,l270000,xem270000,nfc419117,,540000,120883,540000,270000e" filled="f" strokecolor="#c00000" strokeweight="3pt">
                   <v:stroke joinstyle="miter"/>
                   <v:path arrowok="t" o:connecttype="custom" o:connectlocs="270000,0;540000,270000" o:connectangles="0,0"/>
                 </v:shape>
-                <v:line id="Straight Connector 1808571906" o:spid="_x0000_s1028" style="position:absolute;visibility:visible;mso-wrap-style:square" from="0,36180" to="5760,36180" o:connectortype="straight" o:gfxdata="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" strokecolor="#c00000" strokeweight="3pt">
+                <v:line id="Straight Connector 206209213" o:spid="_x0000_s1028" style="position:absolute;visibility:visible;mso-wrap-style:square" from="0,36180" to="5760,36180" o:connectortype="straight" o:gfxdata="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" strokecolor="#c00000" strokeweight="3pt">
                   <v:stroke joinstyle="miter"/>
                 </v:line>
               </v:group>
@@ -821,6 +811,95 @@
           </mc:Fallback>
         </mc:AlternateContent>
       </w:r>
+      <w:r>
+        <w:rPr>
+          <w:rFonts w:ascii="Architects Daughter" w:hAnsi="Architects Daughter"/>
+          <w:sz w:val="44"/>
+          <w:szCs w:val="44"/>
+          <w:lang w:val="fr-FR"/>
+        </w:rPr>
+        <w:t xml:space="preserve">A   </w:t>
+      </w:r>
+      <w:proofErr w:type="gramStart"/>
+      <w:r>
+        <w:rPr>
+          <w:rFonts w:ascii="Architects Daughter" w:hAnsi="Architects Daughter"/>
+          <w:sz w:val="44"/>
+          <w:szCs w:val="44"/>
+          <w:lang w:val="fr-FR"/>
+        </w:rPr>
+        <w:t>F  T</w:t>
+      </w:r>
+      <w:proofErr w:type="gramEnd"/>
+      <w:r>
+        <w:rPr>
+          <w:rFonts w:ascii="Architects Daughter" w:hAnsi="Architects Daughter"/>
+          <w:sz w:val="44"/>
+          <w:szCs w:val="44"/>
+          <w:lang w:val="fr-FR"/>
+        </w:rPr>
+        <w:t xml:space="preserve">    </w:t>
+      </w:r>
+      <w:proofErr w:type="gramStart"/>
+      <w:r>
+        <w:rPr>
+          <w:rFonts w:ascii="Architects Daughter" w:hAnsi="Architects Daughter"/>
+          <w:sz w:val="44"/>
+          <w:szCs w:val="44"/>
+          <w:lang w:val="fr-FR"/>
+        </w:rPr>
+        <w:t>E  -</w:t>
+      </w:r>
+      <w:proofErr w:type="gramEnd"/>
+      <w:r>
+        <w:rPr>
+          <w:rFonts w:ascii="Architects Daughter" w:hAnsi="Architects Daughter"/>
+          <w:sz w:val="44"/>
+          <w:szCs w:val="44"/>
+          <w:lang w:val="fr-FR"/>
+        </w:rPr>
+        <w:t xml:space="preserve">  </w:t>
+      </w:r>
+      <w:proofErr w:type="gramStart"/>
+      <w:r>
+        <w:rPr>
+          <w:rFonts w:ascii="Architects Daughter" w:hAnsi="Architects Daughter"/>
+          <w:sz w:val="44"/>
+          <w:szCs w:val="44"/>
+          <w:lang w:val="fr-FR"/>
+        </w:rPr>
+        <w:t>3  &amp;</w:t>
+      </w:r>
+      <w:proofErr w:type="gramEnd"/>
+      <w:r>
+        <w:rPr>
+          <w:rFonts w:ascii="Architects Daughter" w:hAnsi="Architects Daughter"/>
+          <w:sz w:val="44"/>
+          <w:szCs w:val="44"/>
+          <w:lang w:val="fr-FR"/>
+        </w:rPr>
+        <w:t xml:space="preserve"> </w:t>
+      </w:r>
+      <w:proofErr w:type="gramStart"/>
+      <w:r>
+        <w:rPr>
+          <w:rFonts w:ascii="Architects Daughter" w:hAnsi="Architects Daughter"/>
+          <w:sz w:val="44"/>
+          <w:szCs w:val="44"/>
+          <w:lang w:val="fr-FR"/>
+        </w:rPr>
+        <w:t>#  8</w:t>
+      </w:r>
+      <w:proofErr w:type="gramEnd"/>
+      <w:r>
+        <w:rPr>
+          <w:rFonts w:ascii="Architects Daughter" w:hAnsi="Architects Daughter"/>
+          <w:sz w:val="44"/>
+          <w:szCs w:val="44"/>
+          <w:lang w:val="fr-FR"/>
+        </w:rPr>
+        <w:t xml:space="preserve"> q</w:t>
+      </w:r>
     </w:p>
     <w:p>
       <w:pPr>
@@ -828,7 +907,6 @@
           <w:rFonts w:ascii="Architects Daughter" w:hAnsi="Architects Daughter"/>
           <w:sz w:val="44"/>
           <w:szCs w:val="44"/>
-          <w:lang w:val="fr-FR"/>
         </w:rPr>
       </w:pPr>
       <w:r>
@@ -838,17 +916,106 @@
           <w:szCs w:val="44"/>
           <w:lang w:val="fr-FR"/>
         </w:rPr>
-        <w:t xml:space="preserve">A   </w:t>
-      </w:r>
-      <w:proofErr w:type="gramStart"/>
-      <w:r>
-        <w:rPr>
-          <w:rFonts w:ascii="Architects Daughter" w:hAnsi="Architects Daughter"/>
-          <w:sz w:val="44"/>
-          <w:szCs w:val="44"/>
-          <w:lang w:val="fr-FR"/>
-        </w:rPr>
-        <w:t>F  T</w:t>
+        <w:t>G</w:t>
+      </w:r>
+      <w:proofErr w:type="gramStart"/>
+      <w:r>
+        <w:rPr>
+          <w:rFonts w:ascii="Architects Daughter" w:hAnsi="Architects Daughter"/>
+          <w:sz w:val="44"/>
+          <w:szCs w:val="44"/>
+          <w:lang w:val="fr-FR"/>
+        </w:rPr>
+        <w:t xml:space="preserve">   (</w:t>
+      </w:r>
+      <w:proofErr w:type="gramEnd"/>
+      <w:r>
+        <w:rPr>
+          <w:rFonts w:ascii="Architects Daughter" w:hAnsi="Architects Daughter"/>
+          <w:sz w:val="44"/>
+          <w:szCs w:val="44"/>
+          <w:lang w:val="fr-FR"/>
+        </w:rPr>
+        <w:t xml:space="preserve"> </w:t>
+      </w:r>
+      <w:proofErr w:type="gramStart"/>
+      <w:r>
+        <w:rPr>
+          <w:rFonts w:ascii="Architects Daughter" w:hAnsi="Architects Daughter"/>
+          <w:sz w:val="44"/>
+          <w:szCs w:val="44"/>
+          <w:lang w:val="fr-FR"/>
+        </w:rPr>
+        <w:t xml:space="preserve">f </w:t>
+      </w:r>
+      <w:r>
+        <w:rPr>
+          <w:rFonts w:ascii="Architects Daughter" w:hAnsi="Architects Daughter"/>
+          <w:sz w:val="44"/>
+          <w:szCs w:val="44"/>
+          <w:lang w:val="fr-FR"/>
+        </w:rPr>
+        <w:t xml:space="preserve"> </w:t>
+      </w:r>
+      <w:r>
+        <w:rPr>
+          <w:rFonts w:ascii="Architects Daughter" w:hAnsi="Architects Daughter"/>
+          <w:sz w:val="44"/>
+          <w:szCs w:val="44"/>
+          <w:lang w:val="fr-FR"/>
+        </w:rPr>
+        <w:t>S</w:t>
+      </w:r>
+      <w:proofErr w:type="gramEnd"/>
+      <w:r>
+        <w:rPr>
+          <w:rFonts w:ascii="Architects Daughter" w:hAnsi="Architects Daughter"/>
+          <w:sz w:val="44"/>
+          <w:szCs w:val="44"/>
+          <w:lang w:val="fr-FR"/>
+        </w:rPr>
+        <w:t xml:space="preserve">  </w:t>
+      </w:r>
+      <w:proofErr w:type="gramStart"/>
+      <w:r>
+        <w:rPr>
+          <w:rFonts w:ascii="Architects Daughter" w:hAnsi="Architects Daughter"/>
+          <w:sz w:val="44"/>
+          <w:szCs w:val="44"/>
+          <w:lang w:val="fr-FR"/>
+        </w:rPr>
+        <w:t xml:space="preserve">Y  </w:t>
+      </w:r>
+      <w:proofErr w:type="spellStart"/>
+      <w:r>
+        <w:rPr>
+          <w:rFonts w:ascii="Architects Daughter" w:hAnsi="Architects Daughter"/>
+          <w:sz w:val="44"/>
+          <w:szCs w:val="44"/>
+          <w:lang w:val="fr-FR"/>
+        </w:rPr>
+        <w:t>Hh</w:t>
+      </w:r>
+      <w:proofErr w:type="spellEnd"/>
+      <w:proofErr w:type="gramEnd"/>
+      <w:r>
+        <w:rPr>
+          <w:rFonts w:ascii="Architects Daughter" w:hAnsi="Architects Daughter"/>
+          <w:sz w:val="44"/>
+          <w:szCs w:val="44"/>
+          <w:lang w:val="fr-FR"/>
+        </w:rPr>
+        <w:t xml:space="preserve">  % 2</w:t>
+      </w:r>
+      <w:proofErr w:type="gramStart"/>
+      <w:r>
+        <w:rPr>
+          <w:rFonts w:ascii="Architects Daughter" w:hAnsi="Architects Daughter"/>
+          <w:sz w:val="44"/>
+          <w:szCs w:val="44"/>
+          <w:lang w:val="fr-FR"/>
+        </w:rPr>
+        <w:t xml:space="preserve">   !</w:t>
       </w:r>
       <w:proofErr w:type="gramEnd"/>
       <w:r>
@@ -860,96 +1027,18 @@
         </w:rPr>
         <w:t xml:space="preserve">    </w:t>
       </w:r>
-      <w:proofErr w:type="gramStart"/>
-      <w:r>
-        <w:rPr>
-          <w:rFonts w:ascii="Architects Daughter" w:hAnsi="Architects Daughter"/>
-          <w:sz w:val="44"/>
-          <w:szCs w:val="44"/>
-          <w:lang w:val="fr-FR"/>
-        </w:rPr>
-        <w:t>E  -</w:t>
-      </w:r>
-      <w:proofErr w:type="gramEnd"/>
-      <w:r>
-        <w:rPr>
-          <w:rFonts w:ascii="Architects Daughter" w:hAnsi="Architects Daughter"/>
-          <w:sz w:val="44"/>
-          <w:szCs w:val="44"/>
-          <w:lang w:val="fr-FR"/>
-        </w:rPr>
-        <w:t xml:space="preserve">  </w:t>
-      </w:r>
-      <w:proofErr w:type="gramStart"/>
-      <w:r>
-        <w:rPr>
-          <w:rFonts w:ascii="Architects Daughter" w:hAnsi="Architects Daughter"/>
-          <w:sz w:val="44"/>
-          <w:szCs w:val="44"/>
-          <w:lang w:val="fr-FR"/>
-        </w:rPr>
-        <w:t xml:space="preserve">+  </w:t>
-      </w:r>
-      <w:r>
-        <w:rPr>
-          <w:rFonts w:ascii="Architects Daughter" w:hAnsi="Architects Daughter"/>
-          <w:sz w:val="44"/>
-          <w:szCs w:val="44"/>
-          <w:lang w:val="fr-FR"/>
-        </w:rPr>
-        <w:t>&amp;</w:t>
-      </w:r>
-      <w:proofErr w:type="gramEnd"/>
-      <w:r>
-        <w:rPr>
-          <w:rFonts w:ascii="Architects Daughter" w:hAnsi="Architects Daughter"/>
-          <w:sz w:val="44"/>
-          <w:szCs w:val="44"/>
-          <w:lang w:val="fr-FR"/>
-        </w:rPr>
-        <w:t xml:space="preserve"> </w:t>
-      </w:r>
-      <w:proofErr w:type="gramStart"/>
-      <w:r>
-        <w:rPr>
-          <w:rFonts w:ascii="Architects Daughter" w:hAnsi="Architects Daughter"/>
-          <w:sz w:val="44"/>
-          <w:szCs w:val="44"/>
-          <w:lang w:val="fr-FR"/>
-        </w:rPr>
-        <w:t>#</w:t>
-      </w:r>
-      <w:r>
-        <w:rPr>
-          <w:rFonts w:ascii="Architects Daughter" w:hAnsi="Architects Daughter"/>
-          <w:sz w:val="44"/>
-          <w:szCs w:val="44"/>
-          <w:lang w:val="fr-FR"/>
-        </w:rPr>
-        <w:t xml:space="preserve">  </w:t>
-      </w:r>
-      <w:r>
-        <w:rPr>
-          <w:rFonts w:ascii="Architects Daughter" w:hAnsi="Architects Daughter"/>
-          <w:sz w:val="44"/>
-          <w:szCs w:val="44"/>
-          <w:lang w:val="fr-FR"/>
-        </w:rPr>
-        <w:t>8</w:t>
-      </w:r>
-      <w:proofErr w:type="gramEnd"/>
-      <w:r>
-        <w:rPr>
-          <w:rFonts w:ascii="Architects Daughter" w:hAnsi="Architects Daughter"/>
-          <w:sz w:val="44"/>
-          <w:szCs w:val="44"/>
-          <w:lang w:val="fr-FR"/>
-        </w:rPr>
-        <w:t xml:space="preserve"> q</w:t>
+      <w:r>
+        <w:rPr>
+          <w:rFonts w:ascii="Architects Daughter" w:hAnsi="Architects Daughter"/>
+          <w:sz w:val="44"/>
+          <w:szCs w:val="44"/>
+        </w:rPr>
+        <w:t>\</w:t>
       </w:r>
     </w:p>
     <w:p>
       <w:pPr>
+        <w:spacing w:line="276" w:lineRule="auto"/>
         <w:rPr>
           <w:rFonts w:ascii="Architects Daughter" w:hAnsi="Architects Daughter"/>
           <w:sz w:val="44"/>
@@ -961,17 +1050,15 @@
           <w:rFonts w:ascii="Architects Daughter" w:hAnsi="Architects Daughter"/>
           <w:sz w:val="44"/>
           <w:szCs w:val="44"/>
-          <w:lang w:val="fr-FR"/>
-        </w:rPr>
-        <w:t xml:space="preserve">G </w:t>
-      </w:r>
-      <w:proofErr w:type="gramStart"/>
-      <w:r>
-        <w:rPr>
-          <w:rFonts w:ascii="Architects Daughter" w:hAnsi="Architects Daughter"/>
-          <w:sz w:val="44"/>
-          <w:szCs w:val="44"/>
-          <w:lang w:val="fr-FR"/>
+        </w:rPr>
+        <w:t xml:space="preserve">@ </w:t>
+      </w:r>
+      <w:proofErr w:type="gramStart"/>
+      <w:r>
+        <w:rPr>
+          <w:rFonts w:ascii="Architects Daughter" w:hAnsi="Architects Daughter"/>
+          <w:sz w:val="44"/>
+          <w:szCs w:val="44"/>
         </w:rPr>
         <w:t xml:space="preserve">   (</w:t>
       </w:r>
@@ -981,120 +1068,40 @@
           <w:rFonts w:ascii="Architects Daughter" w:hAnsi="Architects Daughter"/>
           <w:sz w:val="44"/>
           <w:szCs w:val="44"/>
-          <w:lang w:val="fr-FR"/>
-        </w:rPr>
-        <w:t xml:space="preserve"> </w:t>
-      </w:r>
-      <w:r>
-        <w:rPr>
-          <w:rFonts w:ascii="Architects Daughter" w:hAnsi="Architects Daughter"/>
-          <w:sz w:val="44"/>
-          <w:szCs w:val="44"/>
-          <w:lang w:val="fr-FR"/>
-        </w:rPr>
-        <w:t xml:space="preserve">f </w:t>
-      </w:r>
-      <w:proofErr w:type="gramStart"/>
-      <w:r>
-        <w:rPr>
-          <w:rFonts w:ascii="Architects Daughter" w:hAnsi="Architects Daughter"/>
-          <w:sz w:val="44"/>
-          <w:szCs w:val="44"/>
-          <w:lang w:val="fr-FR"/>
-        </w:rPr>
-        <w:t>S</w:t>
-      </w:r>
-      <w:r>
-        <w:rPr>
-          <w:rFonts w:ascii="Architects Daughter" w:hAnsi="Architects Daughter"/>
-          <w:sz w:val="44"/>
-          <w:szCs w:val="44"/>
-          <w:lang w:val="fr-FR"/>
-        </w:rPr>
-        <w:t xml:space="preserve">  Y</w:t>
-      </w:r>
-      <w:proofErr w:type="gramEnd"/>
-      <w:r>
-        <w:rPr>
-          <w:rFonts w:ascii="Architects Daughter" w:hAnsi="Architects Daughter"/>
-          <w:sz w:val="44"/>
-          <w:szCs w:val="44"/>
-          <w:lang w:val="fr-FR"/>
-        </w:rPr>
-        <w:t xml:space="preserve">  </w:t>
-      </w:r>
-      <w:proofErr w:type="spellStart"/>
-      <w:proofErr w:type="gramStart"/>
-      <w:r>
-        <w:rPr>
-          <w:rFonts w:ascii="Architects Daughter" w:hAnsi="Architects Daughter"/>
-          <w:sz w:val="44"/>
-          <w:szCs w:val="44"/>
-          <w:lang w:val="fr-FR"/>
-        </w:rPr>
-        <w:t>Hh</w:t>
-      </w:r>
-      <w:proofErr w:type="spellEnd"/>
-      <w:r>
-        <w:rPr>
-          <w:rFonts w:ascii="Architects Daughter" w:hAnsi="Architects Daughter"/>
-          <w:sz w:val="44"/>
-          <w:szCs w:val="44"/>
-          <w:lang w:val="fr-FR"/>
-        </w:rPr>
-        <w:t xml:space="preserve">  %</w:t>
-      </w:r>
-      <w:proofErr w:type="gramEnd"/>
-      <w:r>
-        <w:rPr>
-          <w:rFonts w:ascii="Architects Daughter" w:hAnsi="Architects Daughter"/>
-          <w:sz w:val="44"/>
-          <w:szCs w:val="44"/>
-          <w:lang w:val="fr-FR"/>
-        </w:rPr>
-        <w:t xml:space="preserve"> 2</w:t>
-      </w:r>
-      <w:proofErr w:type="gramStart"/>
-      <w:r>
-        <w:rPr>
-          <w:rFonts w:ascii="Architects Daughter" w:hAnsi="Architects Daughter"/>
-          <w:sz w:val="44"/>
-          <w:szCs w:val="44"/>
-          <w:lang w:val="fr-FR"/>
-        </w:rPr>
-        <w:t xml:space="preserve"> </w:t>
-      </w:r>
-      <w:r>
-        <w:rPr>
-          <w:rFonts w:ascii="Architects Daughter" w:hAnsi="Architects Daughter"/>
-          <w:sz w:val="44"/>
-          <w:szCs w:val="44"/>
-          <w:lang w:val="fr-FR"/>
-        </w:rPr>
-        <w:t xml:space="preserve">  !</w:t>
-      </w:r>
-      <w:proofErr w:type="gramEnd"/>
-      <w:r>
-        <w:rPr>
-          <w:rFonts w:ascii="Architects Daughter" w:hAnsi="Architects Daughter"/>
-          <w:sz w:val="44"/>
-          <w:szCs w:val="44"/>
-          <w:lang w:val="fr-FR"/>
-        </w:rPr>
-        <w:t xml:space="preserve">    </w:t>
-      </w:r>
-      <w:r>
-        <w:rPr>
-          <w:rFonts w:ascii="Architects Daughter" w:hAnsi="Architects Daughter"/>
-          <w:sz w:val="44"/>
-          <w:szCs w:val="44"/>
-        </w:rPr>
-        <w:t>\</w:t>
-      </w:r>
+        </w:rPr>
+        <w:t xml:space="preserve"> 3   </w:t>
+      </w:r>
+      <w:proofErr w:type="gramStart"/>
+      <w:r>
+        <w:rPr>
+          <w:rFonts w:ascii="Architects Daughter" w:hAnsi="Architects Daughter"/>
+          <w:sz w:val="44"/>
+          <w:szCs w:val="44"/>
+        </w:rPr>
+        <w:t>+  $</w:t>
+      </w:r>
+      <w:proofErr w:type="gramEnd"/>
+      <w:r>
+        <w:rPr>
+          <w:rFonts w:ascii="Architects Daughter" w:hAnsi="Architects Daughter"/>
+          <w:sz w:val="44"/>
+          <w:szCs w:val="44"/>
+        </w:rPr>
+        <w:t xml:space="preserve">   _ R     </w:t>
+      </w:r>
+      <w:proofErr w:type="gramStart"/>
+      <w:r>
+        <w:rPr>
+          <w:rFonts w:ascii="Architects Daughter" w:hAnsi="Architects Daughter"/>
+          <w:sz w:val="44"/>
+          <w:szCs w:val="44"/>
+        </w:rPr>
+        <w:t>X  b</w:t>
+      </w:r>
+      <w:proofErr w:type="gramEnd"/>
     </w:p>
     <w:p>
       <w:pPr>
-        <w:spacing w:line="360" w:lineRule="auto"/>
         <w:rPr>
           <w:rFonts w:ascii="Architects Daughter" w:hAnsi="Architects Daughter"/>
           <w:sz w:val="44"/>
@@ -1107,78 +1114,7 @@
           <w:sz w:val="44"/>
           <w:szCs w:val="44"/>
         </w:rPr>
-        <w:t xml:space="preserve">@ </w:t>
-      </w:r>
-      <w:proofErr w:type="gramStart"/>
-      <w:r>
-        <w:rPr>
-          <w:rFonts w:ascii="Architects Daughter" w:hAnsi="Architects Daughter"/>
-          <w:sz w:val="44"/>
-          <w:szCs w:val="44"/>
-        </w:rPr>
-        <w:t xml:space="preserve">   (</w:t>
-      </w:r>
-      <w:proofErr w:type="gramEnd"/>
-      <w:r>
-        <w:rPr>
-          <w:rFonts w:ascii="Architects Daughter" w:hAnsi="Architects Daughter"/>
-          <w:sz w:val="44"/>
-          <w:szCs w:val="44"/>
-        </w:rPr>
-        <w:t xml:space="preserve"> 3   </w:t>
-      </w:r>
-      <w:proofErr w:type="gramStart"/>
-      <w:r>
-        <w:rPr>
-          <w:rFonts w:ascii="Architects Daughter" w:hAnsi="Architects Daughter"/>
-          <w:sz w:val="44"/>
-          <w:szCs w:val="44"/>
-        </w:rPr>
-        <w:t xml:space="preserve">+  </w:t>
-      </w:r>
-      <w:r>
-        <w:rPr>
-          <w:rFonts w:ascii="Architects Daughter" w:hAnsi="Architects Daughter"/>
-          <w:sz w:val="44"/>
-          <w:szCs w:val="44"/>
-        </w:rPr>
-        <w:t>$</w:t>
-      </w:r>
-      <w:proofErr w:type="gramEnd"/>
-      <w:r>
-        <w:rPr>
-          <w:rFonts w:ascii="Architects Daughter" w:hAnsi="Architects Daughter"/>
-          <w:sz w:val="44"/>
-          <w:szCs w:val="44"/>
-        </w:rPr>
-        <w:t xml:space="preserve">   _ R    </w:t>
-      </w:r>
-      <w:proofErr w:type="gramStart"/>
-      <w:r>
-        <w:rPr>
-          <w:rFonts w:ascii="Architects Daughter" w:hAnsi="Architects Daughter"/>
-          <w:sz w:val="44"/>
-          <w:szCs w:val="44"/>
-        </w:rPr>
-        <w:t>X  b</w:t>
-      </w:r>
-      <w:proofErr w:type="gramEnd"/>
-    </w:p>
-    <w:p>
-      <w:pPr>
-        <w:rPr>
-          <w:rFonts w:ascii="Architects Daughter" w:hAnsi="Architects Daughter"/>
-          <w:sz w:val="44"/>
-          <w:szCs w:val="44"/>
-        </w:rPr>
-      </w:pPr>
-      <w:r>
-        <w:rPr>
-          <w:rFonts w:ascii="Architects Daughter" w:hAnsi="Architects Daughter"/>
-          <w:sz w:val="44"/>
-          <w:szCs w:val="44"/>
-        </w:rPr>
-        <w:t xml:space="preserve">&lt; P   O   </w:t>
+        <w:t xml:space="preserve">&lt;   +   O   </w:t>
       </w:r>
       <w:proofErr w:type="gramStart"/>
       <w:r>
@@ -1214,32 +1150,16 @@
           <w:sz w:val="44"/>
           <w:szCs w:val="44"/>
         </w:rPr>
-        <w:t xml:space="preserve">  5  </w:t>
-      </w:r>
-      <w:r>
-        <w:rPr>
-          <w:rFonts w:ascii="Architects Daughter" w:hAnsi="Architects Daughter"/>
-          <w:sz w:val="44"/>
-          <w:szCs w:val="44"/>
-        </w:rPr>
-        <w:t xml:space="preserve"> </w:t>
-      </w:r>
-      <w:proofErr w:type="gramStart"/>
-      <w:r>
-        <w:rPr>
-          <w:rFonts w:ascii="Architects Daughter" w:hAnsi="Architects Daughter"/>
-          <w:sz w:val="44"/>
-          <w:szCs w:val="44"/>
-        </w:rPr>
-        <w:t xml:space="preserve">%  </w:t>
-      </w:r>
-      <w:r>
-        <w:rPr>
-          <w:rFonts w:ascii="Architects Daughter" w:hAnsi="Architects Daughter"/>
-          <w:sz w:val="44"/>
-          <w:szCs w:val="44"/>
-        </w:rPr>
-        <w:t>I</w:t>
+        <w:t xml:space="preserve">  5   </w:t>
+      </w:r>
+      <w:proofErr w:type="gramStart"/>
+      <w:r>
+        <w:rPr>
+          <w:rFonts w:ascii="Architects Daughter" w:hAnsi="Architects Daughter"/>
+          <w:sz w:val="44"/>
+          <w:szCs w:val="44"/>
+        </w:rPr>
+        <w:t>%  I</w:t>
       </w:r>
       <w:proofErr w:type="gramEnd"/>
     </w:p>
@@ -1260,154 +1180,6 @@
           <w:szCs w:val="44"/>
         </w:rPr>
       </w:pPr>
-      <w:r>
-        <w:rPr>
-          <w:rFonts w:ascii="Architects Daughter" w:hAnsi="Architects Daughter"/>
-          <w:noProof/>
-          <w:sz w:val="44"/>
-          <w:szCs w:val="44"/>
-        </w:rPr>
-        <mc:AlternateContent>
-          <mc:Choice Requires="wps">
-            <w:drawing>
-              <wp:anchor distT="0" distB="0" distL="114300" distR="114300" simplePos="0" relativeHeight="251670528" behindDoc="0" locked="0" layoutInCell="1" allowOverlap="1" wp14:anchorId="289675E2" wp14:editId="27590808">
-                <wp:simplePos x="0" y="0"/>
-                <wp:positionH relativeFrom="column">
-                  <wp:posOffset>2738928</wp:posOffset>
-                </wp:positionH>
-                <wp:positionV relativeFrom="paragraph">
-                  <wp:posOffset>434975</wp:posOffset>
-                </wp:positionV>
-                <wp:extent cx="0" cy="442800"/>
-                <wp:effectExtent l="114300" t="0" r="114300" b="14605"/>
-                <wp:wrapNone/>
-                <wp:docPr id="793230716" name="Straight Connector 17"/>
-                <wp:cNvGraphicFramePr/>
-                <a:graphic xmlns:a="http://schemas.openxmlformats.org/drawingml/2006/main">
-                  <a:graphicData uri="http://schemas.microsoft.com/office/word/2010/wordprocessingShape">
-                    <wps:wsp>
-                      <wps:cNvCnPr/>
-                      <wps:spPr>
-                        <a:xfrm rot="20220000">
-                          <a:off x="0" y="0"/>
-                          <a:ext cx="0" cy="442800"/>
-                        </a:xfrm>
-                        <a:prstGeom prst="line">
-                          <a:avLst/>
-                        </a:prstGeom>
-                        <a:ln w="38100">
-                          <a:solidFill>
-                            <a:srgbClr val="C00000"/>
-                          </a:solidFill>
-                        </a:ln>
-                      </wps:spPr>
-                      <wps:style>
-                        <a:lnRef idx="2">
-                          <a:schemeClr val="accent1"/>
-                        </a:lnRef>
-                        <a:fillRef idx="0">
-                          <a:schemeClr val="accent1"/>
-                        </a:fillRef>
-                        <a:effectRef idx="1">
-                          <a:schemeClr val="accent1"/>
-                        </a:effectRef>
-                        <a:fontRef idx="minor">
-                          <a:schemeClr val="tx1"/>
-                        </a:fontRef>
-                      </wps:style>
-                      <wps:bodyPr/>
-                    </wps:wsp>
-                  </a:graphicData>
-                </a:graphic>
-                <wp14:sizeRelV relativeFrom="margin">
-                  <wp14:pctHeight>0</wp14:pctHeight>
-                </wp14:sizeRelV>
-              </wp:anchor>
-            </w:drawing>
-          </mc:Choice>
-          <mc:Fallback>
-            <w:pict>
-              <v:line w14:anchorId="40A518E3" id="Straight Connector 17" o:spid="_x0000_s1026" style="position:absolute;rotation:-23;z-index:251670528;visibility:visible;mso-wrap-style:square;mso-height-percent:0;mso-wrap-distance-left:9pt;mso-wrap-distance-top:0;mso-wrap-distance-right:9pt;mso-wrap-distance-bottom:0;mso-position-horizontal:absolute;mso-position-horizontal-relative:text;mso-position-vertical:absolute;mso-position-vertical-relative:text;mso-height-percent:0;mso-height-relative:margin" from="215.65pt,34.25pt" to="215.65pt,69.1pt" o:gfxdata="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" strokecolor="#c00000" strokeweight="3pt">
-                <v:stroke joinstyle="miter"/>
-              </v:line>
-            </w:pict>
-          </mc:Fallback>
-        </mc:AlternateContent>
-      </w:r>
-      <w:r>
-        <w:rPr>
-          <w:rFonts w:ascii="Architects Daughter" w:hAnsi="Architects Daughter"/>
-          <w:noProof/>
-          <w:sz w:val="44"/>
-          <w:szCs w:val="44"/>
-        </w:rPr>
-        <mc:AlternateContent>
-          <mc:Choice Requires="wps">
-            <w:drawing>
-              <wp:anchor distT="0" distB="0" distL="114300" distR="114300" simplePos="0" relativeHeight="251668480" behindDoc="0" locked="0" layoutInCell="1" allowOverlap="1" wp14:anchorId="5AB78E15" wp14:editId="14A7C849">
-                <wp:simplePos x="0" y="0"/>
-                <wp:positionH relativeFrom="column">
-                  <wp:posOffset>3263265</wp:posOffset>
-                </wp:positionH>
-                <wp:positionV relativeFrom="paragraph">
-                  <wp:posOffset>218654</wp:posOffset>
-                </wp:positionV>
-                <wp:extent cx="0" cy="442800"/>
-                <wp:effectExtent l="114300" t="0" r="114300" b="14605"/>
-                <wp:wrapNone/>
-                <wp:docPr id="1451340421" name="Straight Connector 17"/>
-                <wp:cNvGraphicFramePr/>
-                <a:graphic xmlns:a="http://schemas.openxmlformats.org/drawingml/2006/main">
-                  <a:graphicData uri="http://schemas.microsoft.com/office/word/2010/wordprocessingShape">
-                    <wps:wsp>
-                      <wps:cNvCnPr/>
-                      <wps:spPr>
-                        <a:xfrm rot="20220000">
-                          <a:off x="0" y="0"/>
-                          <a:ext cx="0" cy="442800"/>
-                        </a:xfrm>
-                        <a:prstGeom prst="line">
-                          <a:avLst/>
-                        </a:prstGeom>
-                        <a:ln w="38100">
-                          <a:solidFill>
-                            <a:srgbClr val="C00000"/>
-                          </a:solidFill>
-                        </a:ln>
-                      </wps:spPr>
-                      <wps:style>
-                        <a:lnRef idx="2">
-                          <a:schemeClr val="accent1"/>
-                        </a:lnRef>
-                        <a:fillRef idx="0">
-                          <a:schemeClr val="accent1"/>
-                        </a:fillRef>
-                        <a:effectRef idx="1">
-                          <a:schemeClr val="accent1"/>
-                        </a:effectRef>
-                        <a:fontRef idx="minor">
-                          <a:schemeClr val="tx1"/>
-                        </a:fontRef>
-                      </wps:style>
-                      <wps:bodyPr/>
-                    </wps:wsp>
-                  </a:graphicData>
-                </a:graphic>
-                <wp14:sizeRelV relativeFrom="margin">
-                  <wp14:pctHeight>0</wp14:pctHeight>
-                </wp14:sizeRelV>
-              </wp:anchor>
-            </w:drawing>
-          </mc:Choice>
-          <mc:Fallback>
-            <w:pict>
-              <v:line w14:anchorId="45EC785B" id="Straight Connector 17" o:spid="_x0000_s1026" style="position:absolute;rotation:-23;z-index:251668480;visibility:visible;mso-wrap-style:square;mso-height-percent:0;mso-wrap-distance-left:9pt;mso-wrap-distance-top:0;mso-wrap-distance-right:9pt;mso-wrap-distance-bottom:0;mso-position-horizontal:absolute;mso-position-horizontal-relative:text;mso-position-vertical:absolute;mso-position-vertical-relative:text;mso-height-percent:0;mso-height-relative:margin" from="256.95pt,17.2pt" to="256.95pt,52.05pt" o:gfxdata="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" strokecolor="#c00000" strokeweight="3pt">
-                <v:stroke joinstyle="miter"/>
-              </v:line>
-            </w:pict>
-          </mc:Fallback>
-        </mc:AlternateContent>
-      </w:r>
       <w:proofErr w:type="gramStart"/>
       <w:r>
         <w:rPr>
@@ -1424,23 +1196,7 @@
           <w:sz w:val="44"/>
           <w:szCs w:val="44"/>
         </w:rPr>
-        <w:t xml:space="preserve">  @   </w:t>
-      </w:r>
-      <w:r>
-        <w:rPr>
-          <w:rFonts w:ascii="Architects Daughter" w:hAnsi="Architects Daughter"/>
-          <w:sz w:val="44"/>
-          <w:szCs w:val="44"/>
-        </w:rPr>
-        <w:t>X</w:t>
-      </w:r>
-      <w:r>
-        <w:rPr>
-          <w:rFonts w:ascii="Architects Daughter" w:hAnsi="Architects Daughter"/>
-          <w:sz w:val="44"/>
-          <w:szCs w:val="44"/>
-        </w:rPr>
-        <w:t xml:space="preserve">   </w:t>
+        <w:t xml:space="preserve">  @   F   </w:t>
       </w:r>
       <w:proofErr w:type="gramStart"/>
       <w:r>
@@ -1495,7 +1251,6 @@
           <w:rFonts w:ascii="Architects Daughter" w:hAnsi="Architects Daughter"/>
           <w:sz w:val="44"/>
           <w:szCs w:val="44"/>
-          <w:lang w:val="fr-FR"/>
         </w:rPr>
       </w:pPr>
       <w:proofErr w:type="gramStart"/>
@@ -1504,7 +1259,6 @@
           <w:rFonts w:ascii="Architects Daughter" w:hAnsi="Architects Daughter"/>
           <w:sz w:val="44"/>
           <w:szCs w:val="44"/>
-          <w:lang w:val="fr-FR"/>
         </w:rPr>
         <w:t>P  &gt;</w:t>
       </w:r>
@@ -1514,7 +1268,6 @@
           <w:rFonts w:ascii="Architects Daughter" w:hAnsi="Architects Daughter"/>
           <w:sz w:val="44"/>
           <w:szCs w:val="44"/>
-          <w:lang w:val="fr-FR"/>
         </w:rPr>
         <w:t xml:space="preserve">  ….    $ 3   </w:t>
       </w:r>
@@ -1524,17 +1277,15 @@
           <w:rFonts w:ascii="Architects Daughter" w:hAnsi="Architects Daughter"/>
           <w:sz w:val="44"/>
           <w:szCs w:val="44"/>
-          <w:lang w:val="fr-FR"/>
-        </w:rPr>
-        <w:t>L  O</w:t>
-      </w:r>
-      <w:proofErr w:type="gramEnd"/>
-      <w:r>
-        <w:rPr>
-          <w:rFonts w:ascii="Architects Daughter" w:hAnsi="Architects Daughter"/>
-          <w:sz w:val="44"/>
-          <w:szCs w:val="44"/>
-          <w:lang w:val="fr-FR"/>
+        </w:rPr>
+        <w:t>I  O</w:t>
+      </w:r>
+      <w:proofErr w:type="gramEnd"/>
+      <w:r>
+        <w:rPr>
+          <w:rFonts w:ascii="Architects Daughter" w:hAnsi="Architects Daughter"/>
+          <w:sz w:val="44"/>
+          <w:szCs w:val="44"/>
         </w:rPr>
         <w:t xml:space="preserve">  </w:t>
       </w:r>
@@ -1544,7 +1295,6 @@
           <w:rFonts w:ascii="Architects Daughter" w:hAnsi="Architects Daughter"/>
           <w:sz w:val="44"/>
           <w:szCs w:val="44"/>
-          <w:lang w:val="fr-FR"/>
         </w:rPr>
         <w:t>Q  X</w:t>
       </w:r>
@@ -1570,16 +1320,16 @@
         <mc:AlternateContent>
           <mc:Choice Requires="wpg">
             <w:drawing>
-              <wp:anchor distT="0" distB="0" distL="114300" distR="114300" simplePos="0" relativeHeight="251667456" behindDoc="0" locked="0" layoutInCell="1" allowOverlap="1" wp14:anchorId="7A142FC3" wp14:editId="0C85272E">
+              <wp:anchor distT="0" distB="0" distL="114300" distR="114300" simplePos="0" relativeHeight="251667456" behindDoc="0" locked="0" layoutInCell="1" allowOverlap="1" wp14:anchorId="7A142FC3" wp14:editId="1FCB1FA5">
                 <wp:simplePos x="0" y="0"/>
                 <wp:positionH relativeFrom="column">
-                  <wp:posOffset>2066390</wp:posOffset>
+                  <wp:posOffset>1779725</wp:posOffset>
                 </wp:positionH>
                 <wp:positionV relativeFrom="paragraph">
-                  <wp:posOffset>-11831</wp:posOffset>
+                  <wp:posOffset>34063</wp:posOffset>
                 </wp:positionV>
                 <wp:extent cx="1170000" cy="3618000"/>
-                <wp:effectExtent l="0" t="57150" r="144780" b="116205"/>
+                <wp:effectExtent l="0" t="766763" r="0" b="863917"/>
                 <wp:wrapNone/>
                 <wp:docPr id="939209816" name="Group 5"/>
                 <wp:cNvGraphicFramePr/>
@@ -1588,7 +1338,7 @@
                     <wpg:wgp>
                       <wpg:cNvGrpSpPr/>
                       <wpg:grpSpPr>
-                        <a:xfrm rot="20220000">
+                        <a:xfrm rot="18031803">
                           <a:off x="0" y="0"/>
                           <a:ext cx="1170000" cy="3618000"/>
                           <a:chOff x="0" y="0"/>
@@ -1675,7 +1425,7 @@
           </mc:Choice>
           <mc:Fallback>
             <w:pict>
-              <v:group w14:anchorId="229D1DB4" id="Group 5" o:spid="_x0000_s1026" style="position:absolute;margin-left:162.7pt;margin-top:-.95pt;width:92.15pt;height:284.9pt;rotation:-23;z-index:251667456;mso-width-relative:margin;mso-height-relative:margin" coordsize="11701,36180" o:gfxdata="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">
+              <v:group w14:anchorId="2F602485" id="Group 5" o:spid="_x0000_s1026" style="position:absolute;margin-left:140.15pt;margin-top:2.7pt;width:92.15pt;height:284.9pt;rotation:-3897423fd;z-index:251667456;mso-width-relative:margin;mso-height-relative:margin" coordsize="11701,36180" o:gfxdata="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">
                 <v:shape id="Arc 1305179603" o:spid="_x0000_s1027" style="position:absolute;left:6301;width:5400;height:5400;visibility:visible;mso-wrap-style:square;v-text-anchor:middle" coordsize="540000,540000" o:gfxdata="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" path="m270000,nsc419117,,540000,120883,540000,270000r-270000,l270000,xem270000,nfc419117,,540000,120883,540000,270000e" filled="f" strokecolor="#c00000" strokeweight="3pt">
                   <v:stroke joinstyle="miter"/>
                   <v:path arrowok="t" o:connecttype="custom" o:connectlocs="270000,0;540000,270000" o:connectangles="0,0"/>
@@ -1698,16 +1448,16 @@
         <mc:AlternateContent>
           <mc:Choice Requires="wpg">
             <w:drawing>
-              <wp:anchor distT="0" distB="0" distL="114300" distR="114300" simplePos="0" relativeHeight="251663360" behindDoc="0" locked="0" layoutInCell="1" allowOverlap="1" wp14:anchorId="46260901" wp14:editId="6962C9F0">
+              <wp:anchor distT="0" distB="0" distL="114300" distR="114300" simplePos="0" relativeHeight="251663360" behindDoc="0" locked="0" layoutInCell="1" allowOverlap="1" wp14:anchorId="46260901" wp14:editId="3E8DE6BF">
                 <wp:simplePos x="0" y="0"/>
                 <wp:positionH relativeFrom="margin">
-                  <wp:posOffset>839795</wp:posOffset>
+                  <wp:posOffset>678194</wp:posOffset>
                 </wp:positionH>
                 <wp:positionV relativeFrom="paragraph">
-                  <wp:posOffset>89415</wp:posOffset>
+                  <wp:posOffset>279717</wp:posOffset>
                 </wp:positionV>
                 <wp:extent cx="3058448" cy="3618000"/>
-                <wp:effectExtent l="0" t="133350" r="180340" b="0"/>
+                <wp:effectExtent l="120332" t="70168" r="0" b="186372"/>
                 <wp:wrapNone/>
                 <wp:docPr id="1487394145" name="Group 7"/>
                 <wp:cNvGraphicFramePr/>
@@ -1716,7 +1466,7 @@
                     <wpg:wgp>
                       <wpg:cNvGrpSpPr/>
                       <wpg:grpSpPr>
-                        <a:xfrm rot="20223561">
+                        <a:xfrm rot="18042800">
                           <a:off x="0" y="0"/>
                           <a:ext cx="3058448" cy="3618000"/>
                           <a:chOff x="0" y="0"/>
@@ -2083,7 +1833,7 @@
           </mc:Choice>
           <mc:Fallback>
             <w:pict>
-              <v:group w14:anchorId="062ECA86" id="Group 7" o:spid="_x0000_s1026" style="position:absolute;margin-left:66.15pt;margin-top:7.05pt;width:240.8pt;height:284.9pt;rotation:-1503438fd;z-index:251663360;mso-position-horizontal-relative:margin" coordsize="30584,36180" o:gfxdata="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">
+              <v:group w14:anchorId="580278B2" id="Group 7" o:spid="_x0000_s1026" style="position:absolute;margin-left:53.4pt;margin-top:22pt;width:240.8pt;height:284.9pt;rotation:-3885411fd;z-index:251663360;mso-position-horizontal-relative:margin" coordsize="30584,36180" o:gfxdata="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">
                 <v:line id="Straight Connector 84964200" o:spid="_x0000_s1027" style="position:absolute;rotation:90;visibility:visible;mso-wrap-style:square" from="9524,30420" to="21044,30420" o:connectortype="straight" o:gfxdata="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" strokecolor="#156082 [3204]" strokeweight="1.5pt">
                   <v:stroke joinstyle="miter"/>
                   <o:lock v:ext="edit" shapetype="f"/>
@@ -2181,6 +1931,93 @@
       <w:r>
         <w:rPr>
           <w:rFonts w:ascii="Architects Daughter" w:hAnsi="Architects Daughter"/>
+          <w:sz w:val="44"/>
+          <w:szCs w:val="44"/>
+          <w:lang w:val="fr-FR"/>
+        </w:rPr>
+        <w:t>3</w:t>
+      </w:r>
+      <w:r>
+        <w:rPr>
+          <w:rFonts w:ascii="Architects Daughter" w:hAnsi="Architects Daughter"/>
+          <w:sz w:val="44"/>
+          <w:szCs w:val="44"/>
+          <w:lang w:val="fr-FR"/>
+        </w:rPr>
+        <w:t xml:space="preserve">  &amp;</w:t>
+      </w:r>
+      <w:proofErr w:type="gramEnd"/>
+      <w:r>
+        <w:rPr>
+          <w:rFonts w:ascii="Architects Daughter" w:hAnsi="Architects Daughter"/>
+          <w:sz w:val="44"/>
+          <w:szCs w:val="44"/>
+          <w:lang w:val="fr-FR"/>
+        </w:rPr>
+        <w:t xml:space="preserve"> </w:t>
+      </w:r>
+      <w:proofErr w:type="gramStart"/>
+      <w:r>
+        <w:rPr>
+          <w:rFonts w:ascii="Architects Daughter" w:hAnsi="Architects Daughter"/>
+          <w:sz w:val="44"/>
+          <w:szCs w:val="44"/>
+          <w:lang w:val="fr-FR"/>
+        </w:rPr>
+        <w:t>#  8</w:t>
+      </w:r>
+      <w:proofErr w:type="gramEnd"/>
+      <w:r>
+        <w:rPr>
+          <w:rFonts w:ascii="Architects Daughter" w:hAnsi="Architects Daughter"/>
+          <w:sz w:val="44"/>
+          <w:szCs w:val="44"/>
+          <w:lang w:val="fr-FR"/>
+        </w:rPr>
+        <w:t xml:space="preserve"> q</w:t>
+      </w:r>
+    </w:p>
+    <w:p>
+      <w:pPr>
+        <w:rPr>
+          <w:rFonts w:ascii="Architects Daughter" w:hAnsi="Architects Daughter"/>
+          <w:sz w:val="44"/>
+          <w:szCs w:val="44"/>
+        </w:rPr>
+      </w:pPr>
+      <w:r>
+        <w:rPr>
+          <w:rFonts w:ascii="Architects Daughter" w:hAnsi="Architects Daughter"/>
+          <w:sz w:val="44"/>
+          <w:szCs w:val="44"/>
+          <w:lang w:val="fr-FR"/>
+        </w:rPr>
+        <w:t xml:space="preserve">G </w:t>
+      </w:r>
+      <w:proofErr w:type="gramStart"/>
+      <w:r>
+        <w:rPr>
+          <w:rFonts w:ascii="Architects Daughter" w:hAnsi="Architects Daughter"/>
+          <w:sz w:val="44"/>
+          <w:szCs w:val="44"/>
+          <w:lang w:val="fr-FR"/>
+        </w:rPr>
+        <w:t xml:space="preserve">   (</w:t>
+      </w:r>
+      <w:proofErr w:type="gramEnd"/>
+      <w:r>
+        <w:rPr>
+          <w:rFonts w:ascii="Architects Daughter" w:hAnsi="Architects Daughter"/>
+          <w:sz w:val="44"/>
+          <w:szCs w:val="44"/>
+          <w:lang w:val="fr-FR"/>
+        </w:rPr>
+        <w:t xml:space="preserve"> f </w:t>
+      </w:r>
+      <w:proofErr w:type="gramStart"/>
+      <w:r>
+        <w:rPr>
+          <w:rFonts w:ascii="Architects Daughter" w:hAnsi="Architects Daughter"/>
           <w:b/>
           <w:bCs/>
           <w:color w:val="EE0000"/>
@@ -2188,55 +2025,94 @@
           <w:szCs w:val="44"/>
           <w:lang w:val="fr-FR"/>
         </w:rPr>
-        <w:t>+</w:t>
-      </w:r>
-      <w:r>
-        <w:rPr>
-          <w:rFonts w:ascii="Architects Daughter" w:hAnsi="Architects Daughter"/>
-          <w:sz w:val="44"/>
-          <w:szCs w:val="44"/>
-          <w:lang w:val="fr-FR"/>
-        </w:rPr>
-        <w:t xml:space="preserve">  &amp;</w:t>
-      </w:r>
-      <w:proofErr w:type="gramEnd"/>
-      <w:r>
-        <w:rPr>
-          <w:rFonts w:ascii="Architects Daughter" w:hAnsi="Architects Daughter"/>
-          <w:sz w:val="44"/>
-          <w:szCs w:val="44"/>
-          <w:lang w:val="fr-FR"/>
-        </w:rPr>
-        <w:t xml:space="preserve"> </w:t>
-      </w:r>
-      <w:proofErr w:type="gramStart"/>
-      <w:r>
-        <w:rPr>
-          <w:rFonts w:ascii="Architects Daughter" w:hAnsi="Architects Daughter"/>
-          <w:sz w:val="44"/>
-          <w:szCs w:val="44"/>
-          <w:lang w:val="fr-FR"/>
-        </w:rPr>
-        <w:t>#  8</w:t>
-      </w:r>
-      <w:proofErr w:type="gramEnd"/>
-      <w:r>
-        <w:rPr>
-          <w:rFonts w:ascii="Architects Daughter" w:hAnsi="Architects Daughter"/>
-          <w:sz w:val="44"/>
-          <w:szCs w:val="44"/>
-          <w:lang w:val="fr-FR"/>
-        </w:rPr>
-        <w:t xml:space="preserve"> q</w:t>
+        <w:t>S</w:t>
+      </w:r>
+      <w:r>
+        <w:rPr>
+          <w:rFonts w:ascii="Architects Daughter" w:hAnsi="Architects Daughter"/>
+          <w:sz w:val="44"/>
+          <w:szCs w:val="44"/>
+          <w:lang w:val="fr-FR"/>
+        </w:rPr>
+        <w:t xml:space="preserve">  Y</w:t>
+      </w:r>
+      <w:proofErr w:type="gramEnd"/>
+      <w:r>
+        <w:rPr>
+          <w:rFonts w:ascii="Architects Daughter" w:hAnsi="Architects Daughter"/>
+          <w:sz w:val="44"/>
+          <w:szCs w:val="44"/>
+          <w:lang w:val="fr-FR"/>
+        </w:rPr>
+        <w:t xml:space="preserve">  </w:t>
+      </w:r>
+      <w:proofErr w:type="spellStart"/>
+      <w:proofErr w:type="gramStart"/>
+      <w:r>
+        <w:rPr>
+          <w:rFonts w:ascii="Architects Daughter" w:hAnsi="Architects Daughter"/>
+          <w:sz w:val="44"/>
+          <w:szCs w:val="44"/>
+          <w:lang w:val="fr-FR"/>
+        </w:rPr>
+        <w:t>Hh</w:t>
+      </w:r>
+      <w:proofErr w:type="spellEnd"/>
+      <w:r>
+        <w:rPr>
+          <w:rFonts w:ascii="Architects Daughter" w:hAnsi="Architects Daughter"/>
+          <w:sz w:val="44"/>
+          <w:szCs w:val="44"/>
+          <w:lang w:val="fr-FR"/>
+        </w:rPr>
+        <w:t xml:space="preserve">  %</w:t>
+      </w:r>
+      <w:proofErr w:type="gramEnd"/>
+      <w:r>
+        <w:rPr>
+          <w:rFonts w:ascii="Architects Daughter" w:hAnsi="Architects Daughter"/>
+          <w:sz w:val="44"/>
+          <w:szCs w:val="44"/>
+          <w:lang w:val="fr-FR"/>
+        </w:rPr>
+        <w:t xml:space="preserve"> 2</w:t>
+      </w:r>
+      <w:proofErr w:type="gramStart"/>
+      <w:r>
+        <w:rPr>
+          <w:rFonts w:ascii="Architects Daughter" w:hAnsi="Architects Daughter"/>
+          <w:sz w:val="44"/>
+          <w:szCs w:val="44"/>
+          <w:lang w:val="fr-FR"/>
+        </w:rPr>
+        <w:t xml:space="preserve">   !</w:t>
+      </w:r>
+      <w:proofErr w:type="gramEnd"/>
+      <w:r>
+        <w:rPr>
+          <w:rFonts w:ascii="Architects Daughter" w:hAnsi="Architects Daughter"/>
+          <w:sz w:val="44"/>
+          <w:szCs w:val="44"/>
+          <w:lang w:val="fr-FR"/>
+        </w:rPr>
+        <w:t xml:space="preserve">    </w:t>
+      </w:r>
+      <w:r>
+        <w:rPr>
+          <w:rFonts w:ascii="Architects Daughter" w:hAnsi="Architects Daughter"/>
+          <w:sz w:val="44"/>
+          <w:szCs w:val="44"/>
+        </w:rPr>
+        <w:t>\</w:t>
       </w:r>
     </w:p>
     <w:p>
       <w:pPr>
-        <w:rPr>
-          <w:rFonts w:ascii="Architects Daughter" w:hAnsi="Architects Daughter"/>
-          <w:sz w:val="44"/>
-          <w:szCs w:val="44"/>
-          <w:lang w:val="fr-FR"/>
+        <w:spacing w:line="276" w:lineRule="auto"/>
+        <w:rPr>
+          <w:rFonts w:ascii="Architects Daughter" w:hAnsi="Architects Daughter"/>
+          <w:sz w:val="44"/>
+          <w:szCs w:val="44"/>
         </w:rPr>
       </w:pPr>
       <w:r>
@@ -2244,17 +2120,15 @@
           <w:rFonts w:ascii="Architects Daughter" w:hAnsi="Architects Daughter"/>
           <w:sz w:val="44"/>
           <w:szCs w:val="44"/>
-          <w:lang w:val="fr-FR"/>
-        </w:rPr>
-        <w:t xml:space="preserve">G </w:t>
-      </w:r>
-      <w:proofErr w:type="gramStart"/>
-      <w:r>
-        <w:rPr>
-          <w:rFonts w:ascii="Architects Daughter" w:hAnsi="Architects Daughter"/>
-          <w:sz w:val="44"/>
-          <w:szCs w:val="44"/>
-          <w:lang w:val="fr-FR"/>
+        </w:rPr>
+        <w:t xml:space="preserve">@ </w:t>
+      </w:r>
+      <w:proofErr w:type="gramStart"/>
+      <w:r>
+        <w:rPr>
+          <w:rFonts w:ascii="Architects Daughter" w:hAnsi="Architects Daughter"/>
+          <w:sz w:val="44"/>
+          <w:szCs w:val="44"/>
         </w:rPr>
         <w:t xml:space="preserve">   (</w:t>
       </w:r>
@@ -2264,11 +2138,87 @@
           <w:rFonts w:ascii="Architects Daughter" w:hAnsi="Architects Daughter"/>
           <w:sz w:val="44"/>
           <w:szCs w:val="44"/>
-          <w:lang w:val="fr-FR"/>
-        </w:rPr>
-        <w:t xml:space="preserve"> f </w:t>
-      </w:r>
-      <w:proofErr w:type="gramStart"/>
+        </w:rPr>
+        <w:t xml:space="preserve"> 3   </w:t>
+      </w:r>
+      <w:proofErr w:type="gramStart"/>
+      <w:r>
+        <w:rPr>
+          <w:rFonts w:ascii="Architects Daughter" w:hAnsi="Architects Daughter"/>
+          <w:sz w:val="44"/>
+          <w:szCs w:val="44"/>
+        </w:rPr>
+        <w:t>+  $</w:t>
+      </w:r>
+      <w:proofErr w:type="gramEnd"/>
+      <w:r>
+        <w:rPr>
+          <w:rFonts w:ascii="Architects Daughter" w:hAnsi="Architects Daughter"/>
+          <w:sz w:val="44"/>
+          <w:szCs w:val="44"/>
+        </w:rPr>
+        <w:t xml:space="preserve">   _ R  </w:t>
+      </w:r>
+      <w:r>
+        <w:rPr>
+          <w:rFonts w:ascii="Architects Daughter" w:hAnsi="Architects Daughter"/>
+          <w:sz w:val="44"/>
+          <w:szCs w:val="44"/>
+        </w:rPr>
+        <w:t xml:space="preserve"> </w:t>
+      </w:r>
+      <w:r>
+        <w:rPr>
+          <w:rFonts w:ascii="Architects Daughter" w:hAnsi="Architects Daughter"/>
+          <w:sz w:val="44"/>
+          <w:szCs w:val="44"/>
+        </w:rPr>
+        <w:t xml:space="preserve">  </w:t>
+      </w:r>
+      <w:proofErr w:type="gramStart"/>
+      <w:r>
+        <w:rPr>
+          <w:rFonts w:ascii="Architects Daughter" w:hAnsi="Architects Daughter"/>
+          <w:color w:val="EE0000"/>
+          <w:sz w:val="44"/>
+          <w:szCs w:val="44"/>
+        </w:rPr>
+        <w:t>X</w:t>
+      </w:r>
+      <w:r>
+        <w:rPr>
+          <w:rFonts w:ascii="Architects Daughter" w:hAnsi="Architects Daughter"/>
+          <w:sz w:val="44"/>
+          <w:szCs w:val="44"/>
+        </w:rPr>
+        <w:t xml:space="preserve">  b</w:t>
+      </w:r>
+      <w:proofErr w:type="gramEnd"/>
+    </w:p>
+    <w:p>
+      <w:pPr>
+        <w:rPr>
+          <w:rFonts w:ascii="Architects Daughter" w:hAnsi="Architects Daughter"/>
+          <w:sz w:val="44"/>
+          <w:szCs w:val="44"/>
+        </w:rPr>
+      </w:pPr>
+      <w:r>
+        <w:rPr>
+          <w:rFonts w:ascii="Architects Daughter" w:hAnsi="Architects Daughter"/>
+          <w:sz w:val="44"/>
+          <w:szCs w:val="44"/>
+        </w:rPr>
+        <w:t xml:space="preserve">&lt; </w:t>
+      </w:r>
+      <w:r>
+        <w:rPr>
+          <w:rFonts w:ascii="Architects Daughter" w:hAnsi="Architects Daughter"/>
+          <w:sz w:val="44"/>
+          <w:szCs w:val="44"/>
+        </w:rPr>
+        <w:t xml:space="preserve">  </w:t>
+      </w:r>
       <w:r>
         <w:rPr>
           <w:rFonts w:ascii="Architects Daughter" w:hAnsi="Architects Daughter"/>
@@ -2277,188 +2227,35 @@
           <w:color w:val="EE0000"/>
           <w:sz w:val="44"/>
           <w:szCs w:val="44"/>
-          <w:lang w:val="fr-FR"/>
-        </w:rPr>
-        <w:t>S</w:t>
-      </w:r>
-      <w:r>
-        <w:rPr>
-          <w:rFonts w:ascii="Architects Daughter" w:hAnsi="Architects Daughter"/>
-          <w:sz w:val="44"/>
-          <w:szCs w:val="44"/>
-          <w:lang w:val="fr-FR"/>
-        </w:rPr>
-        <w:t xml:space="preserve">  Y</w:t>
-      </w:r>
-      <w:proofErr w:type="gramEnd"/>
-      <w:r>
-        <w:rPr>
-          <w:rFonts w:ascii="Architects Daughter" w:hAnsi="Architects Daughter"/>
-          <w:sz w:val="44"/>
-          <w:szCs w:val="44"/>
-          <w:lang w:val="fr-FR"/>
+        </w:rPr>
+        <w:t>+</w:t>
+      </w:r>
+      <w:r>
+        <w:rPr>
+          <w:rFonts w:ascii="Architects Daughter" w:hAnsi="Architects Daughter"/>
+          <w:sz w:val="44"/>
+          <w:szCs w:val="44"/>
+        </w:rPr>
+        <w:t xml:space="preserve">   O   </w:t>
+      </w:r>
+      <w:proofErr w:type="gramStart"/>
+      <w:r>
+        <w:rPr>
+          <w:rFonts w:ascii="Architects Daughter" w:hAnsi="Architects Daughter"/>
+          <w:sz w:val="44"/>
+          <w:szCs w:val="44"/>
+        </w:rPr>
+        <w:t>W  }</w:t>
+      </w:r>
+      <w:proofErr w:type="gramEnd"/>
+      <w:r>
+        <w:rPr>
+          <w:rFonts w:ascii="Architects Daughter" w:hAnsi="Architects Daughter"/>
+          <w:sz w:val="44"/>
+          <w:szCs w:val="44"/>
         </w:rPr>
         <w:t xml:space="preserve">  </w:t>
       </w:r>
-      <w:proofErr w:type="spellStart"/>
-      <w:proofErr w:type="gramStart"/>
-      <w:r>
-        <w:rPr>
-          <w:rFonts w:ascii="Architects Daughter" w:hAnsi="Architects Daughter"/>
-          <w:sz w:val="44"/>
-          <w:szCs w:val="44"/>
-          <w:lang w:val="fr-FR"/>
-        </w:rPr>
-        <w:t>Hh</w:t>
-      </w:r>
-      <w:proofErr w:type="spellEnd"/>
-      <w:r>
-        <w:rPr>
-          <w:rFonts w:ascii="Architects Daughter" w:hAnsi="Architects Daughter"/>
-          <w:sz w:val="44"/>
-          <w:szCs w:val="44"/>
-          <w:lang w:val="fr-FR"/>
-        </w:rPr>
-        <w:t xml:space="preserve">  %</w:t>
-      </w:r>
-      <w:proofErr w:type="gramEnd"/>
-      <w:r>
-        <w:rPr>
-          <w:rFonts w:ascii="Architects Daughter" w:hAnsi="Architects Daughter"/>
-          <w:sz w:val="44"/>
-          <w:szCs w:val="44"/>
-          <w:lang w:val="fr-FR"/>
-        </w:rPr>
-        <w:t xml:space="preserve"> 2</w:t>
-      </w:r>
-      <w:proofErr w:type="gramStart"/>
-      <w:r>
-        <w:rPr>
-          <w:rFonts w:ascii="Architects Daughter" w:hAnsi="Architects Daughter"/>
-          <w:sz w:val="44"/>
-          <w:szCs w:val="44"/>
-          <w:lang w:val="fr-FR"/>
-        </w:rPr>
-        <w:t xml:space="preserve">   !</w:t>
-      </w:r>
-      <w:proofErr w:type="gramEnd"/>
-      <w:r>
-        <w:rPr>
-          <w:rFonts w:ascii="Architects Daughter" w:hAnsi="Architects Daughter"/>
-          <w:sz w:val="44"/>
-          <w:szCs w:val="44"/>
-          <w:lang w:val="fr-FR"/>
-        </w:rPr>
-        <w:t xml:space="preserve">    </w:t>
-      </w:r>
-      <w:r>
-        <w:rPr>
-          <w:rFonts w:ascii="Architects Daughter" w:hAnsi="Architects Daughter"/>
-          <w:sz w:val="44"/>
-          <w:szCs w:val="44"/>
-          <w:lang w:val="fr-FR"/>
-        </w:rPr>
-        <w:t>\</w:t>
-      </w:r>
-    </w:p>
-    <w:p>
-      <w:pPr>
-        <w:spacing w:line="360" w:lineRule="auto"/>
-        <w:rPr>
-          <w:rFonts w:ascii="Architects Daughter" w:hAnsi="Architects Daughter"/>
-          <w:sz w:val="44"/>
-          <w:szCs w:val="44"/>
-        </w:rPr>
-      </w:pPr>
-      <w:r>
-        <w:rPr>
-          <w:rFonts w:ascii="Architects Daughter" w:hAnsi="Architects Daughter"/>
-          <w:sz w:val="44"/>
-          <w:szCs w:val="44"/>
-        </w:rPr>
-        <w:t xml:space="preserve">@ </w:t>
-      </w:r>
-      <w:proofErr w:type="gramStart"/>
-      <w:r>
-        <w:rPr>
-          <w:rFonts w:ascii="Architects Daughter" w:hAnsi="Architects Daughter"/>
-          <w:sz w:val="44"/>
-          <w:szCs w:val="44"/>
-        </w:rPr>
-        <w:t xml:space="preserve">   (</w:t>
-      </w:r>
-      <w:proofErr w:type="gramEnd"/>
-      <w:r>
-        <w:rPr>
-          <w:rFonts w:ascii="Architects Daughter" w:hAnsi="Architects Daughter"/>
-          <w:sz w:val="44"/>
-          <w:szCs w:val="44"/>
-        </w:rPr>
-        <w:t xml:space="preserve"> 3   </w:t>
-      </w:r>
-      <w:proofErr w:type="gramStart"/>
-      <w:r>
-        <w:rPr>
-          <w:rFonts w:ascii="Architects Daughter" w:hAnsi="Architects Daughter"/>
-          <w:sz w:val="44"/>
-          <w:szCs w:val="44"/>
-        </w:rPr>
-        <w:t>+  $</w:t>
-      </w:r>
-      <w:proofErr w:type="gramEnd"/>
-      <w:r>
-        <w:rPr>
-          <w:rFonts w:ascii="Architects Daughter" w:hAnsi="Architects Daughter"/>
-          <w:sz w:val="44"/>
-          <w:szCs w:val="44"/>
-        </w:rPr>
-        <w:t xml:space="preserve">   _ R    </w:t>
-      </w:r>
-      <w:proofErr w:type="gramStart"/>
-      <w:r>
-        <w:rPr>
-          <w:rFonts w:ascii="Architects Daughter" w:hAnsi="Architects Daughter"/>
-          <w:sz w:val="44"/>
-          <w:szCs w:val="44"/>
-        </w:rPr>
-        <w:t>X  b</w:t>
-      </w:r>
-      <w:proofErr w:type="gramEnd"/>
-    </w:p>
-    <w:p>
-      <w:pPr>
-        <w:rPr>
-          <w:rFonts w:ascii="Architects Daughter" w:hAnsi="Architects Daughter"/>
-          <w:sz w:val="44"/>
-          <w:szCs w:val="44"/>
-        </w:rPr>
-      </w:pPr>
-      <w:r>
-        <w:rPr>
-          <w:rFonts w:ascii="Architects Daughter" w:hAnsi="Architects Daughter"/>
-          <w:sz w:val="44"/>
-          <w:szCs w:val="44"/>
-        </w:rPr>
-        <w:t xml:space="preserve">&lt; P   O   </w:t>
-      </w:r>
-      <w:proofErr w:type="gramStart"/>
-      <w:r>
-        <w:rPr>
-          <w:rFonts w:ascii="Architects Daughter" w:hAnsi="Architects Daughter"/>
-          <w:sz w:val="44"/>
-          <w:szCs w:val="44"/>
-        </w:rPr>
-        <w:t>W  }</w:t>
-      </w:r>
-      <w:proofErr w:type="gramEnd"/>
-      <w:r>
-        <w:rPr>
-          <w:rFonts w:ascii="Architects Daughter" w:hAnsi="Architects Daughter"/>
-          <w:sz w:val="44"/>
-          <w:szCs w:val="44"/>
-        </w:rPr>
-        <w:t xml:space="preserve">  </w:t>
-      </w:r>
       <w:proofErr w:type="gramStart"/>
       <w:r>
         <w:rPr>
@@ -2489,9 +2286,6 @@
       <w:r>
         <w:rPr>
           <w:rFonts w:ascii="Architects Daughter" w:hAnsi="Architects Daughter"/>
-          <w:b/>
-          <w:bCs/>
-          <w:color w:val="EE0000"/>
           <w:sz w:val="44"/>
           <w:szCs w:val="44"/>
         </w:rPr>
@@ -2537,103 +2331,111 @@
       <w:r>
         <w:rPr>
           <w:rFonts w:ascii="Architects Daughter" w:hAnsi="Architects Daughter"/>
+          <w:sz w:val="44"/>
+          <w:szCs w:val="44"/>
+        </w:rPr>
+        <w:t>F</w:t>
+      </w:r>
+      <w:r>
+        <w:rPr>
+          <w:rFonts w:ascii="Architects Daughter" w:hAnsi="Architects Daughter"/>
+          <w:sz w:val="44"/>
+          <w:szCs w:val="44"/>
+        </w:rPr>
+        <w:t xml:space="preserve">   </w:t>
+      </w:r>
+      <w:proofErr w:type="gramStart"/>
+      <w:r>
+        <w:rPr>
+          <w:rFonts w:ascii="Architects Daughter" w:hAnsi="Architects Daughter"/>
+          <w:sz w:val="44"/>
+          <w:szCs w:val="44"/>
+        </w:rPr>
+        <w:t>I  O</w:t>
+      </w:r>
+      <w:proofErr w:type="gramEnd"/>
+      <w:r>
+        <w:rPr>
+          <w:rFonts w:ascii="Architects Daughter" w:hAnsi="Architects Daughter"/>
+          <w:sz w:val="44"/>
+          <w:szCs w:val="44"/>
+        </w:rPr>
+        <w:t xml:space="preserve">  </w:t>
+      </w:r>
+      <w:proofErr w:type="gramStart"/>
+      <w:r>
+        <w:rPr>
+          <w:rFonts w:ascii="Architects Daughter" w:hAnsi="Architects Daughter"/>
+          <w:sz w:val="44"/>
+          <w:szCs w:val="44"/>
+        </w:rPr>
+        <w:t>+  #</w:t>
+      </w:r>
+      <w:proofErr w:type="gramEnd"/>
+      <w:r>
+        <w:rPr>
+          <w:rFonts w:ascii="Architects Daughter" w:hAnsi="Architects Daughter"/>
+          <w:sz w:val="44"/>
+          <w:szCs w:val="44"/>
+        </w:rPr>
+        <w:t xml:space="preserve">  </w:t>
+      </w:r>
+      <w:proofErr w:type="gramStart"/>
+      <w:r>
+        <w:rPr>
+          <w:rFonts w:ascii="Architects Daughter" w:hAnsi="Architects Daughter"/>
+          <w:sz w:val="44"/>
+          <w:szCs w:val="44"/>
+        </w:rPr>
+        <w:t xml:space="preserve">  ?</w:t>
+      </w:r>
+      <w:proofErr w:type="gramEnd"/>
+    </w:p>
+    <w:p>
+      <w:pPr>
+        <w:rPr>
+          <w:rFonts w:ascii="Architects Daughter" w:hAnsi="Architects Daughter"/>
+          <w:sz w:val="44"/>
+          <w:szCs w:val="44"/>
+        </w:rPr>
+      </w:pPr>
+      <w:proofErr w:type="gramStart"/>
+      <w:r>
+        <w:rPr>
+          <w:rFonts w:ascii="Architects Daughter" w:hAnsi="Architects Daughter"/>
+          <w:sz w:val="44"/>
+          <w:szCs w:val="44"/>
+        </w:rPr>
+        <w:t>P  &gt;</w:t>
+      </w:r>
+      <w:proofErr w:type="gramEnd"/>
+      <w:r>
+        <w:rPr>
+          <w:rFonts w:ascii="Architects Daughter" w:hAnsi="Architects Daughter"/>
+          <w:sz w:val="44"/>
+          <w:szCs w:val="44"/>
+        </w:rPr>
+        <w:t xml:space="preserve">  ….    $ 3   </w:t>
+      </w:r>
+      <w:proofErr w:type="gramStart"/>
+      <w:r>
+        <w:rPr>
+          <w:rFonts w:ascii="Architects Daughter" w:hAnsi="Architects Daughter"/>
           <w:b/>
           <w:bCs/>
           <w:color w:val="EE0000"/>
           <w:sz w:val="44"/>
           <w:szCs w:val="44"/>
         </w:rPr>
-        <w:t>X</w:t>
-      </w:r>
-      <w:r>
-        <w:rPr>
-          <w:rFonts w:ascii="Architects Daughter" w:hAnsi="Architects Daughter"/>
-          <w:sz w:val="44"/>
-          <w:szCs w:val="44"/>
-        </w:rPr>
-        <w:t xml:space="preserve">   </w:t>
-      </w:r>
-      <w:proofErr w:type="gramStart"/>
-      <w:r>
-        <w:rPr>
-          <w:rFonts w:ascii="Architects Daughter" w:hAnsi="Architects Daughter"/>
-          <w:sz w:val="44"/>
-          <w:szCs w:val="44"/>
-        </w:rPr>
-        <w:t>I  O</w:t>
-      </w:r>
-      <w:proofErr w:type="gramEnd"/>
-      <w:r>
-        <w:rPr>
-          <w:rFonts w:ascii="Architects Daughter" w:hAnsi="Architects Daughter"/>
-          <w:sz w:val="44"/>
-          <w:szCs w:val="44"/>
-        </w:rPr>
-        <w:t xml:space="preserve">  </w:t>
-      </w:r>
-      <w:proofErr w:type="gramStart"/>
-      <w:r>
-        <w:rPr>
-          <w:rFonts w:ascii="Architects Daughter" w:hAnsi="Architects Daughter"/>
-          <w:sz w:val="44"/>
-          <w:szCs w:val="44"/>
-        </w:rPr>
-        <w:t>+  #</w:t>
-      </w:r>
-      <w:proofErr w:type="gramEnd"/>
-      <w:r>
-        <w:rPr>
-          <w:rFonts w:ascii="Architects Daughter" w:hAnsi="Architects Daughter"/>
-          <w:sz w:val="44"/>
-          <w:szCs w:val="44"/>
-        </w:rPr>
-        <w:t xml:space="preserve">  </w:t>
-      </w:r>
-      <w:proofErr w:type="gramStart"/>
-      <w:r>
-        <w:rPr>
-          <w:rFonts w:ascii="Architects Daughter" w:hAnsi="Architects Daughter"/>
-          <w:sz w:val="44"/>
-          <w:szCs w:val="44"/>
-        </w:rPr>
-        <w:t xml:space="preserve">  ?</w:t>
-      </w:r>
-      <w:proofErr w:type="gramEnd"/>
-    </w:p>
-    <w:p>
-      <w:pPr>
-        <w:rPr>
-          <w:rFonts w:ascii="Architects Daughter" w:hAnsi="Architects Daughter"/>
-          <w:sz w:val="44"/>
-          <w:szCs w:val="44"/>
-        </w:rPr>
-      </w:pPr>
-      <w:proofErr w:type="gramStart"/>
-      <w:r>
-        <w:rPr>
-          <w:rFonts w:ascii="Architects Daughter" w:hAnsi="Architects Daughter"/>
-          <w:sz w:val="44"/>
-          <w:szCs w:val="44"/>
-        </w:rPr>
-        <w:t>P  &gt;</w:t>
-      </w:r>
-      <w:proofErr w:type="gramEnd"/>
-      <w:r>
-        <w:rPr>
-          <w:rFonts w:ascii="Architects Daughter" w:hAnsi="Architects Daughter"/>
-          <w:sz w:val="44"/>
-          <w:szCs w:val="44"/>
-        </w:rPr>
-        <w:t xml:space="preserve">  ….    $ 3   </w:t>
-      </w:r>
-      <w:proofErr w:type="gramStart"/>
-      <w:r>
-        <w:rPr>
-          <w:rFonts w:ascii="Architects Daughter" w:hAnsi="Architects Daughter"/>
-          <w:sz w:val="44"/>
-          <w:szCs w:val="44"/>
-        </w:rPr>
-        <w:t>L  O</w:t>
+        <w:t>I</w:t>
+      </w:r>
+      <w:r>
+        <w:rPr>
+          <w:rFonts w:ascii="Architects Daughter" w:hAnsi="Architects Daughter"/>
+          <w:sz w:val="44"/>
+          <w:szCs w:val="44"/>
+        </w:rPr>
+        <w:t xml:space="preserve">  O</w:t>
       </w:r>
       <w:proofErr w:type="gramEnd"/>
       <w:r>

--- a/Hiking_Trip/3. ISS Formula.docx
+++ b/Hiking_Trip/3. ISS Formula.docx
@@ -898,8 +898,28 @@
           <w:szCs w:val="44"/>
           <w:lang w:val="fr-FR"/>
         </w:rPr>
-        <w:t xml:space="preserve"> q</w:t>
-      </w:r>
+        <w:t xml:space="preserve"> </w:t>
+      </w:r>
+      <w:proofErr w:type="gramStart"/>
+      <w:r>
+        <w:rPr>
+          <w:rFonts w:ascii="Architects Daughter" w:hAnsi="Architects Daughter"/>
+          <w:sz w:val="44"/>
+          <w:szCs w:val="44"/>
+          <w:lang w:val="fr-FR"/>
+        </w:rPr>
+        <w:t>q</w:t>
+      </w:r>
+      <w:r>
+        <w:rPr>
+          <w:rFonts w:ascii="Architects Daughter" w:hAnsi="Architects Daughter"/>
+          <w:sz w:val="44"/>
+          <w:szCs w:val="44"/>
+          <w:lang w:val="fr-FR"/>
+        </w:rPr>
+        <w:t xml:space="preserve">  y</w:t>
+      </w:r>
+      <w:proofErr w:type="gramEnd"/>
     </w:p>
     <w:p>
       <w:pPr>
@@ -1034,6 +1054,14 @@
           <w:szCs w:val="44"/>
         </w:rPr>
         <w:t>\</w:t>
+      </w:r>
+      <w:r>
+        <w:rPr>
+          <w:rFonts w:ascii="Architects Daughter" w:hAnsi="Architects Daughter"/>
+          <w:sz w:val="44"/>
+          <w:szCs w:val="44"/>
+        </w:rPr>
+        <w:t xml:space="preserve">   $</w:t>
       </w:r>
     </w:p>
     <w:p>
@@ -1099,6 +1127,14 @@
         <w:t>X  b</w:t>
       </w:r>
       <w:proofErr w:type="gramEnd"/>
+      <w:r>
+        <w:rPr>
+          <w:rFonts w:ascii="Architects Daughter" w:hAnsi="Architects Daughter"/>
+          <w:sz w:val="44"/>
+          <w:szCs w:val="44"/>
+        </w:rPr>
+        <w:t xml:space="preserve">  t</w:t>
+      </w:r>
     </w:p>
     <w:p>
       <w:pPr>
@@ -1162,6 +1198,14 @@
         <w:t>%  I</w:t>
       </w:r>
       <w:proofErr w:type="gramEnd"/>
+      <w:r>
+        <w:rPr>
+          <w:rFonts w:ascii="Architects Daughter" w:hAnsi="Architects Daughter"/>
+          <w:sz w:val="44"/>
+          <w:szCs w:val="44"/>
+        </w:rPr>
+        <w:t xml:space="preserve">   /</w:t>
+      </w:r>
     </w:p>
     <w:p>
       <w:pPr>
@@ -1244,6 +1288,24 @@
         <w:t xml:space="preserve">  ?</w:t>
       </w:r>
       <w:proofErr w:type="gramEnd"/>
+      <w:r>
+        <w:rPr>
+          <w:rFonts w:ascii="Architects Daughter" w:hAnsi="Architects Daughter"/>
+          <w:sz w:val="44"/>
+          <w:szCs w:val="44"/>
+        </w:rPr>
+        <w:t xml:space="preserve">  </w:t>
+      </w:r>
+      <w:proofErr w:type="gramStart"/>
+      <w:r>
+        <w:rPr>
+          <w:rFonts w:ascii="Architects Daughter" w:hAnsi="Architects Daughter"/>
+          <w:sz w:val="44"/>
+          <w:szCs w:val="44"/>
+        </w:rPr>
+        <w:t>j  o</w:t>
+      </w:r>
+      <w:proofErr w:type="gramEnd"/>
     </w:p>
     <w:p>
       <w:pPr>
@@ -1299,6 +1361,14 @@
         <w:t>Q  X</w:t>
       </w:r>
       <w:proofErr w:type="gramEnd"/>
+      <w:r>
+        <w:rPr>
+          <w:rFonts w:ascii="Architects Daughter" w:hAnsi="Architects Daughter"/>
+          <w:sz w:val="44"/>
+          <w:szCs w:val="44"/>
+        </w:rPr>
+        <w:t xml:space="preserve"> [   \  </w:t>
+      </w:r>
     </w:p>
     <w:p>
       <w:pPr>
@@ -1306,7 +1376,6 @@
           <w:rFonts w:ascii="Architects Daughter" w:hAnsi="Architects Daughter"/>
           <w:sz w:val="44"/>
           <w:szCs w:val="44"/>
-          <w:lang w:val="fr-FR"/>
         </w:rPr>
       </w:pPr>
       <w:r>
@@ -1883,7 +1952,6 @@
           <w:rFonts w:ascii="Architects Daughter" w:hAnsi="Architects Daughter"/>
           <w:sz w:val="44"/>
           <w:szCs w:val="44"/>
-          <w:lang w:val="fr-FR"/>
         </w:rPr>
         <w:t xml:space="preserve">A   </w:t>
       </w:r>
@@ -1893,7 +1961,6 @@
           <w:rFonts w:ascii="Architects Daughter" w:hAnsi="Architects Daughter"/>
           <w:sz w:val="44"/>
           <w:szCs w:val="44"/>
-          <w:lang w:val="fr-FR"/>
         </w:rPr>
         <w:t>F  T</w:t>
       </w:r>
@@ -1903,7 +1970,6 @@
           <w:rFonts w:ascii="Architects Daughter" w:hAnsi="Architects Daughter"/>
           <w:sz w:val="44"/>
           <w:szCs w:val="44"/>
-          <w:lang w:val="fr-FR"/>
         </w:rPr>
         <w:t xml:space="preserve">    </w:t>
       </w:r>
@@ -1913,7 +1979,6 @@
           <w:rFonts w:ascii="Architects Daughter" w:hAnsi="Architects Daughter"/>
           <w:sz w:val="44"/>
           <w:szCs w:val="44"/>
-          <w:lang w:val="fr-FR"/>
         </w:rPr>
         <w:t>E  -</w:t>
       </w:r>
@@ -1923,7 +1988,6 @@
           <w:rFonts w:ascii="Architects Daughter" w:hAnsi="Architects Daughter"/>
           <w:sz w:val="44"/>
           <w:szCs w:val="44"/>
-          <w:lang w:val="fr-FR"/>
         </w:rPr>
         <w:t xml:space="preserve">  </w:t>
       </w:r>
@@ -1933,7 +1997,6 @@
           <w:rFonts w:ascii="Architects Daughter" w:hAnsi="Architects Daughter"/>
           <w:sz w:val="44"/>
           <w:szCs w:val="44"/>
-          <w:lang w:val="fr-FR"/>
         </w:rPr>
         <w:t>3</w:t>
       </w:r>
@@ -1942,7 +2005,6 @@
           <w:rFonts w:ascii="Architects Daughter" w:hAnsi="Architects Daughter"/>
           <w:sz w:val="44"/>
           <w:szCs w:val="44"/>
-          <w:lang w:val="fr-FR"/>
         </w:rPr>
         <w:t xml:space="preserve">  &amp;</w:t>
       </w:r>
@@ -1952,7 +2014,6 @@
           <w:rFonts w:ascii="Architects Daughter" w:hAnsi="Architects Daughter"/>
           <w:sz w:val="44"/>
           <w:szCs w:val="44"/>
-          <w:lang w:val="fr-FR"/>
         </w:rPr>
         <w:t xml:space="preserve"> </w:t>
       </w:r>
@@ -1962,7 +2023,6 @@
           <w:rFonts w:ascii="Architects Daughter" w:hAnsi="Architects Daughter"/>
           <w:sz w:val="44"/>
           <w:szCs w:val="44"/>
-          <w:lang w:val="fr-FR"/>
         </w:rPr>
         <w:t>#  8</w:t>
       </w:r>
@@ -1972,7 +2032,6 @@
           <w:rFonts w:ascii="Architects Daughter" w:hAnsi="Architects Daughter"/>
           <w:sz w:val="44"/>
           <w:szCs w:val="44"/>
-          <w:lang w:val="fr-FR"/>
         </w:rPr>
         <w:t xml:space="preserve"> q</w:t>
       </w:r>
@@ -1990,7 +2049,6 @@
           <w:rFonts w:ascii="Architects Daughter" w:hAnsi="Architects Daughter"/>
           <w:sz w:val="44"/>
           <w:szCs w:val="44"/>
-          <w:lang w:val="fr-FR"/>
         </w:rPr>
         <w:t xml:space="preserve">G </w:t>
       </w:r>
@@ -2000,7 +2058,6 @@
           <w:rFonts w:ascii="Architects Daughter" w:hAnsi="Architects Daughter"/>
           <w:sz w:val="44"/>
           <w:szCs w:val="44"/>
-          <w:lang w:val="fr-FR"/>
         </w:rPr>
         <w:t xml:space="preserve">   (</w:t>
       </w:r>
@@ -2010,7 +2067,6 @@
           <w:rFonts w:ascii="Architects Daughter" w:hAnsi="Architects Daughter"/>
           <w:sz w:val="44"/>
           <w:szCs w:val="44"/>
-          <w:lang w:val="fr-FR"/>
         </w:rPr>
         <w:t xml:space="preserve"> f </w:t>
       </w:r>
@@ -2023,7 +2079,6 @@
           <w:color w:val="EE0000"/>
           <w:sz w:val="44"/>
           <w:szCs w:val="44"/>
-          <w:lang w:val="fr-FR"/>
         </w:rPr>
         <w:t>S</w:t>
       </w:r>
@@ -2032,7 +2087,6 @@
           <w:rFonts w:ascii="Architects Daughter" w:hAnsi="Architects Daughter"/>
           <w:sz w:val="44"/>
           <w:szCs w:val="44"/>
-          <w:lang w:val="fr-FR"/>
         </w:rPr>
         <w:t xml:space="preserve">  Y</w:t>
       </w:r>
@@ -2042,7 +2096,6 @@
           <w:rFonts w:ascii="Architects Daughter" w:hAnsi="Architects Daughter"/>
           <w:sz w:val="44"/>
           <w:szCs w:val="44"/>
-          <w:lang w:val="fr-FR"/>
         </w:rPr>
         <w:t xml:space="preserve">  </w:t>
       </w:r>
@@ -2053,7 +2106,6 @@
           <w:rFonts w:ascii="Architects Daughter" w:hAnsi="Architects Daughter"/>
           <w:sz w:val="44"/>
           <w:szCs w:val="44"/>
-          <w:lang w:val="fr-FR"/>
         </w:rPr>
         <w:t>Hh</w:t>
       </w:r>
@@ -2063,7 +2115,6 @@
           <w:rFonts w:ascii="Architects Daughter" w:hAnsi="Architects Daughter"/>
           <w:sz w:val="44"/>
           <w:szCs w:val="44"/>
-          <w:lang w:val="fr-FR"/>
         </w:rPr>
         <w:t xml:space="preserve">  %</w:t>
       </w:r>
@@ -2073,27 +2124,24 @@
           <w:rFonts w:ascii="Architects Daughter" w:hAnsi="Architects Daughter"/>
           <w:sz w:val="44"/>
           <w:szCs w:val="44"/>
-          <w:lang w:val="fr-FR"/>
-        </w:rPr>
-        <w:t xml:space="preserve"> 2</w:t>
-      </w:r>
-      <w:proofErr w:type="gramStart"/>
-      <w:r>
-        <w:rPr>
-          <w:rFonts w:ascii="Architects Daughter" w:hAnsi="Architects Daughter"/>
-          <w:sz w:val="44"/>
-          <w:szCs w:val="44"/>
-          <w:lang w:val="fr-FR"/>
-        </w:rPr>
-        <w:t xml:space="preserve">   !</w:t>
-      </w:r>
-      <w:proofErr w:type="gramEnd"/>
-      <w:r>
-        <w:rPr>
-          <w:rFonts w:ascii="Architects Daughter" w:hAnsi="Architects Daughter"/>
-          <w:sz w:val="44"/>
-          <w:szCs w:val="44"/>
-          <w:lang w:val="fr-FR"/>
+        </w:rPr>
+        <w:t xml:space="preserve"> 2 </w:t>
+      </w:r>
+      <w:proofErr w:type="gramStart"/>
+      <w:r>
+        <w:rPr>
+          <w:rFonts w:ascii="Architects Daughter" w:hAnsi="Architects Daughter"/>
+          <w:sz w:val="44"/>
+          <w:szCs w:val="44"/>
+        </w:rPr>
+        <w:t xml:space="preserve">  !</w:t>
+      </w:r>
+      <w:proofErr w:type="gramEnd"/>
+      <w:r>
+        <w:rPr>
+          <w:rFonts w:ascii="Architects Daughter" w:hAnsi="Architects Daughter"/>
+          <w:sz w:val="44"/>
+          <w:szCs w:val="44"/>
         </w:rPr>
         <w:t xml:space="preserve">    </w:t>
       </w:r>
